--- a/ReportIPI.docx
+++ b/ReportIPI.docx
@@ -4,6 +4,610 @@
   <w:body>
     <w:p>
       <w:pPr>
+        <w:spacing w:line="259" w:lineRule="auto"/>
+        <w:ind w:firstLine="0"/>
+        <w:jc w:val="center"/>
+        <w:rPr>
+          <w:lang w:val="ru-RU"/>
+        </w:rPr>
+      </w:pPr>
+      <w:r>
+        <w:rPr>
+          <w:sz w:val="22"/>
+          <w:lang w:val="ru-RU"/>
+        </w:rPr>
+        <w:t>Федеральное государственное автономное образовательное учреждение высшего образования</w:t>
+      </w:r>
+    </w:p>
+    <w:p>
+      <w:pPr>
+        <w:spacing w:line="259" w:lineRule="auto"/>
+        <w:ind w:left="15" w:right="4"/>
+        <w:jc w:val="center"/>
+        <w:rPr>
+          <w:lang w:val="ru-RU"/>
+        </w:rPr>
+      </w:pPr>
+      <w:r>
+        <w:rPr>
+          <w:sz w:val="22"/>
+          <w:lang w:val="ru-RU"/>
+        </w:rPr>
+        <w:t>«Санкт-Петербургский политехнический университет Петра Великого»</w:t>
+      </w:r>
+    </w:p>
+    <w:p>
+      <w:pPr>
+        <w:spacing w:line="259" w:lineRule="auto"/>
+        <w:ind w:left="15"/>
+        <w:jc w:val="center"/>
+        <w:rPr>
+          <w:lang w:val="ru-RU"/>
+        </w:rPr>
+      </w:pPr>
+      <w:r>
+        <w:rPr>
+          <w:sz w:val="22"/>
+          <w:lang w:val="ru-RU"/>
+        </w:rPr>
+        <w:t>Институт компьютерных наук и кибербезопасности</w:t>
+      </w:r>
+    </w:p>
+    <w:p>
+      <w:pPr>
+        <w:spacing w:line="259" w:lineRule="auto"/>
+        <w:ind w:left="15"/>
+        <w:jc w:val="center"/>
+        <w:rPr>
+          <w:lang w:val="ru-RU"/>
+        </w:rPr>
+      </w:pPr>
+      <w:r>
+        <w:rPr>
+          <w:sz w:val="22"/>
+          <w:lang w:val="ru-RU"/>
+        </w:rPr>
+        <w:t>Высшая школа программной инженерии</w:t>
+      </w:r>
+    </w:p>
+    <w:p>
+      <w:pPr>
+        <w:spacing w:after="158" w:line="259" w:lineRule="auto"/>
+        <w:ind w:firstLine="0"/>
+        <w:jc w:val="center"/>
+        <w:rPr>
+          <w:lang w:val="ru-RU"/>
+        </w:rPr>
+      </w:pPr>
+    </w:p>
+    <w:p>
+      <w:pPr>
+        <w:spacing w:after="158" w:line="259" w:lineRule="auto"/>
+        <w:ind w:firstLine="0"/>
+        <w:jc w:val="center"/>
+        <w:rPr>
+          <w:lang w:val="ru-RU"/>
+        </w:rPr>
+      </w:pPr>
+    </w:p>
+    <w:p>
+      <w:pPr>
+        <w:spacing w:after="116" w:line="259" w:lineRule="auto"/>
+        <w:ind w:firstLine="0"/>
+        <w:jc w:val="center"/>
+        <w:rPr>
+          <w:lang w:val="ru-RU"/>
+        </w:rPr>
+      </w:pPr>
+      <w:r>
+        <w:rPr>
+          <w:noProof/>
+        </w:rPr>
+        <w:drawing>
+          <wp:anchor distT="0" distB="0" distL="114300" distR="114300" simplePos="0" relativeHeight="251657216" behindDoc="1" locked="0" layoutInCell="1" allowOverlap="1" wp14:anchorId="6A881113" wp14:editId="7B989463">
+            <wp:simplePos x="0" y="0"/>
+            <wp:positionH relativeFrom="column">
+              <wp:posOffset>1381125</wp:posOffset>
+            </wp:positionH>
+            <wp:positionV relativeFrom="paragraph">
+              <wp:posOffset>9525</wp:posOffset>
+            </wp:positionV>
+            <wp:extent cx="3382010" cy="1181100"/>
+            <wp:effectExtent l="0" t="0" r="8890" b="0"/>
+            <wp:wrapTight wrapText="bothSides">
+              <wp:wrapPolygon edited="0">
+                <wp:start x="0" y="0"/>
+                <wp:lineTo x="0" y="21252"/>
+                <wp:lineTo x="21535" y="21252"/>
+                <wp:lineTo x="21535" y="0"/>
+                <wp:lineTo x="0" y="0"/>
+              </wp:wrapPolygon>
+            </wp:wrapTight>
+            <wp:docPr id="67" name="Picture 67"/>
+            <wp:cNvGraphicFramePr/>
+            <a:graphic xmlns:a="http://schemas.openxmlformats.org/drawingml/2006/main">
+              <a:graphicData uri="http://schemas.openxmlformats.org/drawingml/2006/picture">
+                <pic:pic xmlns:pic="http://schemas.openxmlformats.org/drawingml/2006/picture">
+                  <pic:nvPicPr>
+                    <pic:cNvPr id="67" name="Picture 67"/>
+                    <pic:cNvPicPr/>
+                  </pic:nvPicPr>
+                  <pic:blipFill>
+                    <a:blip r:embed="rId8"/>
+                    <a:stretch>
+                      <a:fillRect/>
+                    </a:stretch>
+                  </pic:blipFill>
+                  <pic:spPr>
+                    <a:xfrm>
+                      <a:off x="0" y="0"/>
+                      <a:ext cx="3382010" cy="1181100"/>
+                    </a:xfrm>
+                    <a:prstGeom prst="rect">
+                      <a:avLst/>
+                    </a:prstGeom>
+                  </pic:spPr>
+                </pic:pic>
+              </a:graphicData>
+            </a:graphic>
+          </wp:anchor>
+        </w:drawing>
+      </w:r>
+    </w:p>
+    <w:p>
+      <w:pPr>
+        <w:spacing w:after="98" w:line="259" w:lineRule="auto"/>
+        <w:ind w:left="51" w:firstLine="0"/>
+        <w:jc w:val="center"/>
+        <w:rPr>
+          <w:lang w:val="ru-RU"/>
+        </w:rPr>
+      </w:pPr>
+    </w:p>
+    <w:p>
+      <w:pPr>
+        <w:spacing w:after="160" w:line="259" w:lineRule="auto"/>
+        <w:ind w:firstLine="0"/>
+        <w:jc w:val="center"/>
+        <w:rPr>
+          <w:lang w:val="ru-RU"/>
+        </w:rPr>
+      </w:pPr>
+    </w:p>
+    <w:p>
+      <w:pPr>
+        <w:spacing w:after="160" w:line="259" w:lineRule="auto"/>
+        <w:ind w:firstLine="0"/>
+        <w:jc w:val="center"/>
+        <w:rPr>
+          <w:lang w:val="ru-RU"/>
+        </w:rPr>
+      </w:pPr>
+    </w:p>
+    <w:p>
+      <w:pPr>
+        <w:spacing w:after="160" w:line="259" w:lineRule="auto"/>
+        <w:ind w:firstLine="0"/>
+        <w:jc w:val="center"/>
+        <w:rPr>
+          <w:lang w:val="ru-RU"/>
+        </w:rPr>
+      </w:pPr>
+    </w:p>
+    <w:p>
+      <w:pPr>
+        <w:jc w:val="center"/>
+        <w:rPr>
+          <w:szCs w:val="24"/>
+          <w:lang w:val="ru-RU"/>
+        </w:rPr>
+      </w:pPr>
+      <w:r>
+        <w:rPr>
+          <w:szCs w:val="24"/>
+          <w:lang w:val="ru-RU"/>
+        </w:rPr>
+        <w:t>По дисциплине «</w:t>
+      </w:r>
+      <w:r>
+        <w:rPr>
+          <w:szCs w:val="24"/>
+          <w:lang w:val="ru-RU"/>
+        </w:rPr>
+        <w:t>Инструменты программной инженерии</w:t>
+      </w:r>
+      <w:r>
+        <w:rPr>
+          <w:szCs w:val="24"/>
+          <w:lang w:val="ru-RU"/>
+        </w:rPr>
+        <w:t>»</w:t>
+      </w:r>
+    </w:p>
+    <w:p>
+      <w:pPr>
+        <w:spacing w:after="160" w:line="259" w:lineRule="auto"/>
+        <w:ind w:firstLine="0"/>
+        <w:rPr>
+          <w:lang w:val="ru-RU"/>
+        </w:rPr>
+      </w:pPr>
+    </w:p>
+    <w:p>
+      <w:pPr>
+        <w:spacing w:after="240" w:line="241" w:lineRule="auto"/>
+        <w:ind w:left="1364" w:right="1288" w:firstLine="0"/>
+        <w:jc w:val="center"/>
+        <w:rPr>
+          <w:bCs/>
+          <w:sz w:val="26"/>
+          <w:lang w:val="ru-RU"/>
+        </w:rPr>
+      </w:pPr>
+      <w:r>
+        <w:rPr>
+          <w:bCs/>
+          <w:lang w:val="ru-RU"/>
+        </w:rPr>
+        <w:t xml:space="preserve">Отчет по </w:t>
+      </w:r>
+      <w:r>
+        <w:rPr>
+          <w:bCs/>
+          <w:lang w:val="ru-RU"/>
+        </w:rPr>
+        <w:t>проектной работе «</w:t>
+      </w:r>
+      <w:r>
+        <w:rPr>
+          <w:bCs/>
+          <w:lang w:val="ru-RU"/>
+        </w:rPr>
+        <w:t>Автоматизация контроля качества и форматирования JavaScript-кода с использованием ESLint и Prettier</w:t>
+      </w:r>
+      <w:r>
+        <w:rPr>
+          <w:bCs/>
+          <w:lang w:val="ru-RU"/>
+        </w:rPr>
+        <w:t>»</w:t>
+      </w:r>
+    </w:p>
+    <w:p>
+      <w:pPr>
+        <w:spacing w:after="251" w:line="259" w:lineRule="auto"/>
+        <w:ind w:left="67" w:firstLine="0"/>
+        <w:jc w:val="center"/>
+        <w:rPr>
+          <w:sz w:val="24"/>
+          <w:szCs w:val="20"/>
+          <w:lang w:val="ru-RU"/>
+        </w:rPr>
+      </w:pPr>
+    </w:p>
+    <w:p>
+      <w:pPr>
+        <w:spacing w:after="254" w:line="259" w:lineRule="auto"/>
+        <w:ind w:left="67" w:firstLine="0"/>
+        <w:jc w:val="center"/>
+        <w:rPr>
+          <w:sz w:val="24"/>
+          <w:szCs w:val="20"/>
+          <w:lang w:val="ru-RU"/>
+        </w:rPr>
+      </w:pPr>
+    </w:p>
+    <w:p>
+      <w:pPr>
+        <w:spacing w:after="254" w:line="259" w:lineRule="auto"/>
+        <w:ind w:left="67" w:firstLine="0"/>
+        <w:jc w:val="center"/>
+        <w:rPr>
+          <w:sz w:val="24"/>
+          <w:szCs w:val="20"/>
+          <w:lang w:val="ru-RU"/>
+        </w:rPr>
+      </w:pPr>
+    </w:p>
+    <w:p>
+      <w:pPr>
+        <w:spacing w:after="200"/>
+        <w:ind w:firstLine="0"/>
+        <w:rPr>
+          <w:sz w:val="24"/>
+          <w:szCs w:val="20"/>
+          <w:lang w:val="ru-RU"/>
+        </w:rPr>
+      </w:pPr>
+      <w:r>
+        <w:rPr>
+          <w:sz w:val="24"/>
+          <w:szCs w:val="20"/>
+          <w:lang w:val="ru-RU"/>
+        </w:rPr>
+        <w:t>Руководитель</w:t>
+      </w:r>
+      <w:r>
+        <w:rPr>
+          <w:sz w:val="24"/>
+          <w:szCs w:val="20"/>
+          <w:lang w:val="ru-RU"/>
+        </w:rPr>
+        <w:t xml:space="preserve">                                                                                                                     </w:t>
+      </w:r>
+      <w:r>
+        <w:rPr>
+          <w:sz w:val="24"/>
+          <w:szCs w:val="20"/>
+          <w:lang w:val="ru-RU"/>
+        </w:rPr>
+        <w:t>Юркин В.А.</w:t>
+      </w:r>
+      <w:r>
+        <w:rPr>
+          <w:b/>
+          <w:sz w:val="24"/>
+          <w:szCs w:val="20"/>
+          <w:lang w:val="ru-RU"/>
+        </w:rPr>
+        <w:br/>
+      </w:r>
+      <w:r>
+        <w:rPr>
+          <w:sz w:val="24"/>
+          <w:szCs w:val="20"/>
+          <w:lang w:val="ru-RU"/>
+        </w:rPr>
+        <w:t>Студент</w:t>
+      </w:r>
+      <w:r>
+        <w:rPr>
+          <w:sz w:val="24"/>
+          <w:szCs w:val="20"/>
+          <w:lang w:val="ru-RU"/>
+        </w:rPr>
+        <w:t>ы</w:t>
+      </w:r>
+      <w:r>
+        <w:rPr>
+          <w:sz w:val="24"/>
+          <w:szCs w:val="20"/>
+          <w:lang w:val="ru-RU"/>
+        </w:rPr>
+        <w:t xml:space="preserve"> гр. 5130904/40006 </w:t>
+      </w:r>
+      <w:r>
+        <w:rPr>
+          <w:sz w:val="24"/>
+          <w:szCs w:val="20"/>
+          <w:lang w:val="ru-RU"/>
+        </w:rPr>
+        <w:t xml:space="preserve">                                                                                 </w:t>
+      </w:r>
+      <w:r>
+        <w:rPr>
+          <w:sz w:val="24"/>
+          <w:szCs w:val="20"/>
+          <w:lang w:val="ru-RU"/>
+        </w:rPr>
+        <w:t>Нехведович А.А.</w:t>
+      </w:r>
+      <w:r>
+        <w:rPr>
+          <w:sz w:val="24"/>
+          <w:szCs w:val="20"/>
+          <w:lang w:val="ru-RU"/>
+        </w:rPr>
+        <w:t>,</w:t>
+      </w:r>
+      <w:r>
+        <w:rPr>
+          <w:sz w:val="24"/>
+          <w:szCs w:val="20"/>
+          <w:lang w:val="ru-RU"/>
+        </w:rPr>
+        <w:br/>
+        <w:t xml:space="preserve">                                                                                                                                   </w:t>
+      </w:r>
+      <w:r>
+        <w:rPr>
+          <w:sz w:val="24"/>
+          <w:szCs w:val="20"/>
+          <w:lang w:val="ru-BY"/>
+        </w:rPr>
+        <w:t>Лесовников С.А.,</w:t>
+      </w:r>
+      <w:r>
+        <w:rPr>
+          <w:sz w:val="24"/>
+          <w:szCs w:val="20"/>
+          <w:lang w:val="ru-BY"/>
+        </w:rPr>
+        <w:br/>
+      </w:r>
+      <w:r>
+        <w:rPr>
+          <w:sz w:val="24"/>
+          <w:szCs w:val="20"/>
+          <w:lang w:val="ru-BY"/>
+        </w:rPr>
+        <w:t xml:space="preserve">                                                                                                                                       </w:t>
+      </w:r>
+      <w:r>
+        <w:rPr>
+          <w:sz w:val="24"/>
+          <w:szCs w:val="20"/>
+          <w:lang w:val="ru-BY"/>
+        </w:rPr>
+        <w:t>Ширяева Д. К.,</w:t>
+      </w:r>
+      <w:r>
+        <w:rPr>
+          <w:sz w:val="24"/>
+          <w:szCs w:val="20"/>
+          <w:lang w:val="ru-BY"/>
+        </w:rPr>
+        <w:br/>
+      </w:r>
+      <w:r>
+        <w:rPr>
+          <w:sz w:val="24"/>
+          <w:szCs w:val="20"/>
+          <w:lang w:val="ru-BY"/>
+        </w:rPr>
+        <w:t xml:space="preserve">                                                                                                                                      </w:t>
+      </w:r>
+      <w:r>
+        <w:rPr>
+          <w:sz w:val="24"/>
+          <w:szCs w:val="20"/>
+          <w:lang w:val="ru-BY"/>
+        </w:rPr>
+        <w:t>Черепков И.М.,</w:t>
+      </w:r>
+      <w:r>
+        <w:rPr>
+          <w:sz w:val="24"/>
+          <w:szCs w:val="20"/>
+          <w:lang w:val="ru-BY"/>
+        </w:rPr>
+        <w:t xml:space="preserve"> </w:t>
+      </w:r>
+      <w:r>
+        <w:rPr>
+          <w:sz w:val="24"/>
+          <w:szCs w:val="20"/>
+          <w:lang w:val="ru-BY"/>
+        </w:rPr>
+        <w:tab/>
+      </w:r>
+      <w:r>
+        <w:rPr>
+          <w:sz w:val="24"/>
+          <w:szCs w:val="20"/>
+          <w:lang w:val="ru-BY"/>
+        </w:rPr>
+        <w:t xml:space="preserve">                                                                                                                                </w:t>
+      </w:r>
+      <w:r>
+        <w:rPr>
+          <w:sz w:val="24"/>
+          <w:szCs w:val="20"/>
+          <w:lang w:val="ru-BY"/>
+        </w:rPr>
+        <w:t>Хегази А. Б.</w:t>
+      </w:r>
+      <w:r>
+        <w:rPr>
+          <w:sz w:val="24"/>
+          <w:szCs w:val="20"/>
+          <w:lang w:val="ru-RU"/>
+        </w:rPr>
+        <w:br/>
+      </w:r>
+    </w:p>
+    <w:p>
+      <w:pPr>
+        <w:spacing w:after="251" w:line="259" w:lineRule="auto"/>
+        <w:ind w:firstLine="0"/>
+        <w:jc w:val="right"/>
+        <w:rPr>
+          <w:sz w:val="24"/>
+          <w:szCs w:val="20"/>
+          <w:lang w:val="ru-BY"/>
+        </w:rPr>
+      </w:pPr>
+      <w:r>
+        <w:rPr>
+          <w:sz w:val="24"/>
+          <w:szCs w:val="20"/>
+          <w:lang w:val="ru-BY"/>
+        </w:rPr>
+        <w:tab/>
+      </w:r>
+      <w:r>
+        <w:rPr>
+          <w:sz w:val="24"/>
+          <w:szCs w:val="20"/>
+          <w:lang w:val="ru-BY"/>
+        </w:rPr>
+        <w:tab/>
+      </w:r>
+      <w:r>
+        <w:rPr>
+          <w:sz w:val="24"/>
+          <w:szCs w:val="20"/>
+          <w:lang w:val="ru-BY"/>
+        </w:rPr>
+        <w:tab/>
+      </w:r>
+      <w:r>
+        <w:rPr>
+          <w:sz w:val="24"/>
+          <w:szCs w:val="20"/>
+          <w:lang w:val="ru-BY"/>
+        </w:rPr>
+        <w:tab/>
+      </w:r>
+    </w:p>
+    <w:p>
+      <w:pPr>
+        <w:spacing w:after="200"/>
+        <w:ind w:left="-5"/>
+        <w:jc w:val="center"/>
+        <w:rPr>
+          <w:b/>
+          <w:lang w:val="ru-RU"/>
+        </w:rPr>
+      </w:pPr>
+    </w:p>
+    <w:p>
+      <w:pPr>
+        <w:spacing w:after="3" w:line="259" w:lineRule="auto"/>
+        <w:ind w:left="3600" w:right="3" w:firstLine="720"/>
+        <w:rPr>
+          <w:lang w:val="ru-RU"/>
+        </w:rPr>
+      </w:pPr>
+      <w:r>
+        <w:rPr>
+          <w:rFonts w:cs="Times New Roman"/>
+          <w:sz w:val="22"/>
+          <w:lang w:val="ru-RU"/>
+        </w:rPr>
+        <w:t>Санкт-Петербург</w:t>
+      </w:r>
+    </w:p>
+    <w:p>
+      <w:pPr>
+        <w:spacing w:after="200"/>
+        <w:ind w:firstLine="720"/>
+        <w:jc w:val="center"/>
+        <w:rPr>
+          <w:rFonts w:cs="Times New Roman"/>
+          <w:sz w:val="22"/>
+          <w:lang w:val="ru-RU"/>
+        </w:rPr>
+      </w:pPr>
+      <w:r>
+        <w:rPr>
+          <w:rFonts w:cs="Times New Roman"/>
+          <w:sz w:val="22"/>
+          <w:lang w:val="ru-RU"/>
+        </w:rPr>
+        <w:t>202</w:t>
+      </w:r>
+      <w:r>
+        <w:rPr>
+          <w:rFonts w:cs="Times New Roman"/>
+          <w:sz w:val="22"/>
+          <w:lang w:val="ru-RU"/>
+        </w:rPr>
+        <w:t>6</w:t>
+      </w:r>
+    </w:p>
+    <w:p>
+      <w:pPr>
         <w:pStyle w:val="1"/>
         <w:spacing w:line="240" w:lineRule="auto"/>
         <w:rPr>
@@ -18,6 +622,7 @@
           <w:sz w:val="28"/>
           <w:szCs w:val="24"/>
         </w:rPr>
+        <w:lastRenderedPageBreak/>
         <w:t>1. Tool, Problem Statement and Repository</w:t>
       </w:r>
     </w:p>
@@ -47,18 +652,8 @@
           <w:sz w:val="24"/>
           <w:szCs w:val="24"/>
         </w:rPr>
-        <w:t xml:space="preserve"> </w:t>
+        <w:t xml:space="preserve"> ESLint</w:t>
       </w:r>
-      <w:proofErr w:type="spellStart"/>
-      <w:r>
-        <w:rPr>
-          <w:rFonts w:asciiTheme="minorHAnsi" w:hAnsiTheme="minorHAnsi"/>
-          <w:sz w:val="24"/>
-          <w:szCs w:val="24"/>
-        </w:rPr>
-        <w:t>ESLint</w:t>
-      </w:r>
-      <w:proofErr w:type="spellEnd"/>
       <w:r>
         <w:rPr>
           <w:rFonts w:asciiTheme="minorHAnsi" w:hAnsiTheme="minorHAnsi"/>
@@ -96,7 +691,7 @@
         </w:rPr>
         <w:t xml:space="preserve"> </w:t>
       </w:r>
-      <w:hyperlink r:id="rId8" w:history="1">
+      <w:hyperlink r:id="rId9" w:history="1">
         <w:r>
           <w:rPr>
             <w:rStyle w:val="aff8"/>
@@ -138,1287 +733,20 @@
           <w:szCs w:val="24"/>
           <w:lang w:val="ru-BY"/>
         </w:rPr>
-        <w:t xml:space="preserve">The </w:t>
+        <w:t>The main goal of this project is to automate JavaScript code-quality control. ESLintperforms static analysis without executing the program and detects issues such as var usage, unused variables, non-strict equality, and cases where const should be used. Prettier complements ESLint by automatically applying consistent code formatting. The project uses a small calculator application as a controlled environment to demonstrate configuration, successful checks, intentional errors, and their correction.</w:t>
       </w:r>
-      <w:proofErr w:type="spellStart"/>
-      <w:r>
+    </w:p>
+    <w:p>
+      <w:pPr>
+        <w:spacing w:line="240" w:lineRule="auto"/>
+        <w:ind w:firstLine="0"/>
+        <w:jc w:val="left"/>
         <w:rPr>
           <w:rFonts w:asciiTheme="minorHAnsi" w:hAnsiTheme="minorHAnsi"/>
           <w:sz w:val="24"/>
           <w:szCs w:val="24"/>
           <w:lang w:val="ru-BY"/>
         </w:rPr>
-        <w:t>main</w:t>
-      </w:r>
-      <w:proofErr w:type="spellEnd"/>
-      <w:r>
-        <w:rPr>
-          <w:rFonts w:asciiTheme="minorHAnsi" w:hAnsiTheme="minorHAnsi"/>
-          <w:sz w:val="24"/>
-          <w:szCs w:val="24"/>
-          <w:lang w:val="ru-BY"/>
-        </w:rPr>
-        <w:t xml:space="preserve"> </w:t>
-      </w:r>
-      <w:proofErr w:type="spellStart"/>
-      <w:r>
-        <w:rPr>
-          <w:rFonts w:asciiTheme="minorHAnsi" w:hAnsiTheme="minorHAnsi"/>
-          <w:sz w:val="24"/>
-          <w:szCs w:val="24"/>
-          <w:lang w:val="ru-BY"/>
-        </w:rPr>
-        <w:t>goal</w:t>
-      </w:r>
-      <w:proofErr w:type="spellEnd"/>
-      <w:r>
-        <w:rPr>
-          <w:rFonts w:asciiTheme="minorHAnsi" w:hAnsiTheme="minorHAnsi"/>
-          <w:sz w:val="24"/>
-          <w:szCs w:val="24"/>
-          <w:lang w:val="ru-BY"/>
-        </w:rPr>
-        <w:t xml:space="preserve"> </w:t>
-      </w:r>
-      <w:proofErr w:type="spellStart"/>
-      <w:r>
-        <w:rPr>
-          <w:rFonts w:asciiTheme="minorHAnsi" w:hAnsiTheme="minorHAnsi"/>
-          <w:sz w:val="24"/>
-          <w:szCs w:val="24"/>
-          <w:lang w:val="ru-BY"/>
-        </w:rPr>
-        <w:t>of</w:t>
-      </w:r>
-      <w:proofErr w:type="spellEnd"/>
-      <w:r>
-        <w:rPr>
-          <w:rFonts w:asciiTheme="minorHAnsi" w:hAnsiTheme="minorHAnsi"/>
-          <w:sz w:val="24"/>
-          <w:szCs w:val="24"/>
-          <w:lang w:val="ru-BY"/>
-        </w:rPr>
-        <w:t xml:space="preserve"> </w:t>
-      </w:r>
-      <w:proofErr w:type="spellStart"/>
-      <w:r>
-        <w:rPr>
-          <w:rFonts w:asciiTheme="minorHAnsi" w:hAnsiTheme="minorHAnsi"/>
-          <w:sz w:val="24"/>
-          <w:szCs w:val="24"/>
-          <w:lang w:val="ru-BY"/>
-        </w:rPr>
-        <w:t>this</w:t>
-      </w:r>
-      <w:proofErr w:type="spellEnd"/>
-      <w:r>
-        <w:rPr>
-          <w:rFonts w:asciiTheme="minorHAnsi" w:hAnsiTheme="minorHAnsi"/>
-          <w:sz w:val="24"/>
-          <w:szCs w:val="24"/>
-          <w:lang w:val="ru-BY"/>
-        </w:rPr>
-        <w:t xml:space="preserve"> </w:t>
-      </w:r>
-      <w:proofErr w:type="spellStart"/>
-      <w:r>
-        <w:rPr>
-          <w:rFonts w:asciiTheme="minorHAnsi" w:hAnsiTheme="minorHAnsi"/>
-          <w:sz w:val="24"/>
-          <w:szCs w:val="24"/>
-          <w:lang w:val="ru-BY"/>
-        </w:rPr>
-        <w:t>project</w:t>
-      </w:r>
-      <w:proofErr w:type="spellEnd"/>
-      <w:r>
-        <w:rPr>
-          <w:rFonts w:asciiTheme="minorHAnsi" w:hAnsiTheme="minorHAnsi"/>
-          <w:sz w:val="24"/>
-          <w:szCs w:val="24"/>
-          <w:lang w:val="ru-BY"/>
-        </w:rPr>
-        <w:t xml:space="preserve"> </w:t>
-      </w:r>
-      <w:proofErr w:type="spellStart"/>
-      <w:r>
-        <w:rPr>
-          <w:rFonts w:asciiTheme="minorHAnsi" w:hAnsiTheme="minorHAnsi"/>
-          <w:sz w:val="24"/>
-          <w:szCs w:val="24"/>
-          <w:lang w:val="ru-BY"/>
-        </w:rPr>
-        <w:t>is</w:t>
-      </w:r>
-      <w:proofErr w:type="spellEnd"/>
-      <w:r>
-        <w:rPr>
-          <w:rFonts w:asciiTheme="minorHAnsi" w:hAnsiTheme="minorHAnsi"/>
-          <w:sz w:val="24"/>
-          <w:szCs w:val="24"/>
-          <w:lang w:val="ru-BY"/>
-        </w:rPr>
-        <w:t xml:space="preserve"> </w:t>
-      </w:r>
-      <w:proofErr w:type="spellStart"/>
-      <w:r>
-        <w:rPr>
-          <w:rFonts w:asciiTheme="minorHAnsi" w:hAnsiTheme="minorHAnsi"/>
-          <w:sz w:val="24"/>
-          <w:szCs w:val="24"/>
-          <w:lang w:val="ru-BY"/>
-        </w:rPr>
-        <w:t>to</w:t>
-      </w:r>
-      <w:proofErr w:type="spellEnd"/>
-      <w:r>
-        <w:rPr>
-          <w:rFonts w:asciiTheme="minorHAnsi" w:hAnsiTheme="minorHAnsi"/>
-          <w:sz w:val="24"/>
-          <w:szCs w:val="24"/>
-          <w:lang w:val="ru-BY"/>
-        </w:rPr>
-        <w:t xml:space="preserve"> </w:t>
-      </w:r>
-      <w:proofErr w:type="spellStart"/>
-      <w:r>
-        <w:rPr>
-          <w:rFonts w:asciiTheme="minorHAnsi" w:hAnsiTheme="minorHAnsi"/>
-          <w:sz w:val="24"/>
-          <w:szCs w:val="24"/>
-          <w:lang w:val="ru-BY"/>
-        </w:rPr>
-        <w:t>automate</w:t>
-      </w:r>
-      <w:proofErr w:type="spellEnd"/>
-      <w:r>
-        <w:rPr>
-          <w:rFonts w:asciiTheme="minorHAnsi" w:hAnsiTheme="minorHAnsi"/>
-          <w:sz w:val="24"/>
-          <w:szCs w:val="24"/>
-          <w:lang w:val="ru-BY"/>
-        </w:rPr>
-        <w:t xml:space="preserve"> JavaScript </w:t>
-      </w:r>
-      <w:proofErr w:type="spellStart"/>
-      <w:r>
-        <w:rPr>
-          <w:rFonts w:asciiTheme="minorHAnsi" w:hAnsiTheme="minorHAnsi"/>
-          <w:sz w:val="24"/>
-          <w:szCs w:val="24"/>
-          <w:lang w:val="ru-BY"/>
-        </w:rPr>
-        <w:t>code-quality</w:t>
-      </w:r>
-      <w:proofErr w:type="spellEnd"/>
-      <w:r>
-        <w:rPr>
-          <w:rFonts w:asciiTheme="minorHAnsi" w:hAnsiTheme="minorHAnsi"/>
-          <w:sz w:val="24"/>
-          <w:szCs w:val="24"/>
-          <w:lang w:val="ru-BY"/>
-        </w:rPr>
-        <w:t xml:space="preserve"> </w:t>
-      </w:r>
-      <w:proofErr w:type="spellStart"/>
-      <w:r>
-        <w:rPr>
-          <w:rFonts w:asciiTheme="minorHAnsi" w:hAnsiTheme="minorHAnsi"/>
-          <w:sz w:val="24"/>
-          <w:szCs w:val="24"/>
-          <w:lang w:val="ru-BY"/>
-        </w:rPr>
-        <w:t>control</w:t>
-      </w:r>
-      <w:proofErr w:type="spellEnd"/>
-      <w:r>
-        <w:rPr>
-          <w:rFonts w:asciiTheme="minorHAnsi" w:hAnsiTheme="minorHAnsi"/>
-          <w:sz w:val="24"/>
-          <w:szCs w:val="24"/>
-          <w:lang w:val="ru-BY"/>
-        </w:rPr>
-        <w:t xml:space="preserve">. </w:t>
-      </w:r>
-      <w:proofErr w:type="spellStart"/>
-      <w:r>
-        <w:rPr>
-          <w:rFonts w:asciiTheme="minorHAnsi" w:hAnsiTheme="minorHAnsi"/>
-          <w:sz w:val="24"/>
-          <w:szCs w:val="24"/>
-          <w:lang w:val="ru-BY"/>
-        </w:rPr>
-        <w:t>ESLintperforms</w:t>
-      </w:r>
-      <w:proofErr w:type="spellEnd"/>
-      <w:r>
-        <w:rPr>
-          <w:rFonts w:asciiTheme="minorHAnsi" w:hAnsiTheme="minorHAnsi"/>
-          <w:sz w:val="24"/>
-          <w:szCs w:val="24"/>
-          <w:lang w:val="ru-BY"/>
-        </w:rPr>
-        <w:t xml:space="preserve"> </w:t>
-      </w:r>
-      <w:proofErr w:type="spellStart"/>
-      <w:r>
-        <w:rPr>
-          <w:rFonts w:asciiTheme="minorHAnsi" w:hAnsiTheme="minorHAnsi"/>
-          <w:sz w:val="24"/>
-          <w:szCs w:val="24"/>
-          <w:lang w:val="ru-BY"/>
-        </w:rPr>
-        <w:t>static</w:t>
-      </w:r>
-      <w:proofErr w:type="spellEnd"/>
-      <w:r>
-        <w:rPr>
-          <w:rFonts w:asciiTheme="minorHAnsi" w:hAnsiTheme="minorHAnsi"/>
-          <w:sz w:val="24"/>
-          <w:szCs w:val="24"/>
-          <w:lang w:val="ru-BY"/>
-        </w:rPr>
-        <w:t xml:space="preserve"> </w:t>
-      </w:r>
-      <w:proofErr w:type="spellStart"/>
-      <w:r>
-        <w:rPr>
-          <w:rFonts w:asciiTheme="minorHAnsi" w:hAnsiTheme="minorHAnsi"/>
-          <w:sz w:val="24"/>
-          <w:szCs w:val="24"/>
-          <w:lang w:val="ru-BY"/>
-        </w:rPr>
-        <w:t>analysis</w:t>
-      </w:r>
-      <w:proofErr w:type="spellEnd"/>
-      <w:r>
-        <w:rPr>
-          <w:rFonts w:asciiTheme="minorHAnsi" w:hAnsiTheme="minorHAnsi"/>
-          <w:sz w:val="24"/>
-          <w:szCs w:val="24"/>
-          <w:lang w:val="ru-BY"/>
-        </w:rPr>
-        <w:t xml:space="preserve"> </w:t>
-      </w:r>
-      <w:proofErr w:type="spellStart"/>
-      <w:r>
-        <w:rPr>
-          <w:rFonts w:asciiTheme="minorHAnsi" w:hAnsiTheme="minorHAnsi"/>
-          <w:sz w:val="24"/>
-          <w:szCs w:val="24"/>
-          <w:lang w:val="ru-BY"/>
-        </w:rPr>
-        <w:t>without</w:t>
-      </w:r>
-      <w:proofErr w:type="spellEnd"/>
-      <w:r>
-        <w:rPr>
-          <w:rFonts w:asciiTheme="minorHAnsi" w:hAnsiTheme="minorHAnsi"/>
-          <w:sz w:val="24"/>
-          <w:szCs w:val="24"/>
-          <w:lang w:val="ru-BY"/>
-        </w:rPr>
-        <w:t xml:space="preserve"> </w:t>
-      </w:r>
-      <w:proofErr w:type="spellStart"/>
-      <w:r>
-        <w:rPr>
-          <w:rFonts w:asciiTheme="minorHAnsi" w:hAnsiTheme="minorHAnsi"/>
-          <w:sz w:val="24"/>
-          <w:szCs w:val="24"/>
-          <w:lang w:val="ru-BY"/>
-        </w:rPr>
-        <w:t>executing</w:t>
-      </w:r>
-      <w:proofErr w:type="spellEnd"/>
-      <w:r>
-        <w:rPr>
-          <w:rFonts w:asciiTheme="minorHAnsi" w:hAnsiTheme="minorHAnsi"/>
-          <w:sz w:val="24"/>
-          <w:szCs w:val="24"/>
-          <w:lang w:val="ru-BY"/>
-        </w:rPr>
-        <w:t xml:space="preserve"> </w:t>
-      </w:r>
-      <w:proofErr w:type="spellStart"/>
-      <w:r>
-        <w:rPr>
-          <w:rFonts w:asciiTheme="minorHAnsi" w:hAnsiTheme="minorHAnsi"/>
-          <w:sz w:val="24"/>
-          <w:szCs w:val="24"/>
-          <w:lang w:val="ru-BY"/>
-        </w:rPr>
-        <w:t>the</w:t>
-      </w:r>
-      <w:proofErr w:type="spellEnd"/>
-      <w:r>
-        <w:rPr>
-          <w:rFonts w:asciiTheme="minorHAnsi" w:hAnsiTheme="minorHAnsi"/>
-          <w:sz w:val="24"/>
-          <w:szCs w:val="24"/>
-          <w:lang w:val="ru-BY"/>
-        </w:rPr>
-        <w:t xml:space="preserve"> </w:t>
-      </w:r>
-      <w:proofErr w:type="spellStart"/>
-      <w:r>
-        <w:rPr>
-          <w:rFonts w:asciiTheme="minorHAnsi" w:hAnsiTheme="minorHAnsi"/>
-          <w:sz w:val="24"/>
-          <w:szCs w:val="24"/>
-          <w:lang w:val="ru-BY"/>
-        </w:rPr>
-        <w:t>program</w:t>
-      </w:r>
-      <w:proofErr w:type="spellEnd"/>
-      <w:r>
-        <w:rPr>
-          <w:rFonts w:asciiTheme="minorHAnsi" w:hAnsiTheme="minorHAnsi"/>
-          <w:sz w:val="24"/>
-          <w:szCs w:val="24"/>
-          <w:lang w:val="ru-BY"/>
-        </w:rPr>
-        <w:t xml:space="preserve"> </w:t>
-      </w:r>
-      <w:proofErr w:type="spellStart"/>
-      <w:r>
-        <w:rPr>
-          <w:rFonts w:asciiTheme="minorHAnsi" w:hAnsiTheme="minorHAnsi"/>
-          <w:sz w:val="24"/>
-          <w:szCs w:val="24"/>
-          <w:lang w:val="ru-BY"/>
-        </w:rPr>
-        <w:t>and</w:t>
-      </w:r>
-      <w:proofErr w:type="spellEnd"/>
-      <w:r>
-        <w:rPr>
-          <w:rFonts w:asciiTheme="minorHAnsi" w:hAnsiTheme="minorHAnsi"/>
-          <w:sz w:val="24"/>
-          <w:szCs w:val="24"/>
-          <w:lang w:val="ru-BY"/>
-        </w:rPr>
-        <w:t xml:space="preserve"> </w:t>
-      </w:r>
-      <w:proofErr w:type="spellStart"/>
-      <w:r>
-        <w:rPr>
-          <w:rFonts w:asciiTheme="minorHAnsi" w:hAnsiTheme="minorHAnsi"/>
-          <w:sz w:val="24"/>
-          <w:szCs w:val="24"/>
-          <w:lang w:val="ru-BY"/>
-        </w:rPr>
-        <w:t>detects</w:t>
-      </w:r>
-      <w:proofErr w:type="spellEnd"/>
-      <w:r>
-        <w:rPr>
-          <w:rFonts w:asciiTheme="minorHAnsi" w:hAnsiTheme="minorHAnsi"/>
-          <w:sz w:val="24"/>
-          <w:szCs w:val="24"/>
-          <w:lang w:val="ru-BY"/>
-        </w:rPr>
-        <w:t xml:space="preserve"> </w:t>
-      </w:r>
-      <w:proofErr w:type="spellStart"/>
-      <w:r>
-        <w:rPr>
-          <w:rFonts w:asciiTheme="minorHAnsi" w:hAnsiTheme="minorHAnsi"/>
-          <w:sz w:val="24"/>
-          <w:szCs w:val="24"/>
-          <w:lang w:val="ru-BY"/>
-        </w:rPr>
-        <w:t>issues</w:t>
-      </w:r>
-      <w:proofErr w:type="spellEnd"/>
-      <w:r>
-        <w:rPr>
-          <w:rFonts w:asciiTheme="minorHAnsi" w:hAnsiTheme="minorHAnsi"/>
-          <w:sz w:val="24"/>
-          <w:szCs w:val="24"/>
-          <w:lang w:val="ru-BY"/>
-        </w:rPr>
-        <w:t xml:space="preserve"> </w:t>
-      </w:r>
-      <w:proofErr w:type="spellStart"/>
-      <w:r>
-        <w:rPr>
-          <w:rFonts w:asciiTheme="minorHAnsi" w:hAnsiTheme="minorHAnsi"/>
-          <w:sz w:val="24"/>
-          <w:szCs w:val="24"/>
-          <w:lang w:val="ru-BY"/>
-        </w:rPr>
-        <w:t>such</w:t>
-      </w:r>
-      <w:proofErr w:type="spellEnd"/>
-      <w:r>
-        <w:rPr>
-          <w:rFonts w:asciiTheme="minorHAnsi" w:hAnsiTheme="minorHAnsi"/>
-          <w:sz w:val="24"/>
-          <w:szCs w:val="24"/>
-          <w:lang w:val="ru-BY"/>
-        </w:rPr>
-        <w:t xml:space="preserve"> </w:t>
-      </w:r>
-      <w:proofErr w:type="spellStart"/>
-      <w:r>
-        <w:rPr>
-          <w:rFonts w:asciiTheme="minorHAnsi" w:hAnsiTheme="minorHAnsi"/>
-          <w:sz w:val="24"/>
-          <w:szCs w:val="24"/>
-          <w:lang w:val="ru-BY"/>
-        </w:rPr>
-        <w:t>as</w:t>
-      </w:r>
-      <w:proofErr w:type="spellEnd"/>
-      <w:r>
-        <w:rPr>
-          <w:rFonts w:asciiTheme="minorHAnsi" w:hAnsiTheme="minorHAnsi"/>
-          <w:sz w:val="24"/>
-          <w:szCs w:val="24"/>
-          <w:lang w:val="ru-BY"/>
-        </w:rPr>
-        <w:t xml:space="preserve"> </w:t>
-      </w:r>
-      <w:proofErr w:type="spellStart"/>
-      <w:r>
-        <w:rPr>
-          <w:rFonts w:asciiTheme="minorHAnsi" w:hAnsiTheme="minorHAnsi"/>
-          <w:sz w:val="24"/>
-          <w:szCs w:val="24"/>
-          <w:lang w:val="ru-BY"/>
-        </w:rPr>
-        <w:t>var</w:t>
-      </w:r>
-      <w:proofErr w:type="spellEnd"/>
-      <w:r>
-        <w:rPr>
-          <w:rFonts w:asciiTheme="minorHAnsi" w:hAnsiTheme="minorHAnsi"/>
-          <w:sz w:val="24"/>
-          <w:szCs w:val="24"/>
-          <w:lang w:val="ru-BY"/>
-        </w:rPr>
-        <w:t xml:space="preserve"> </w:t>
-      </w:r>
-      <w:proofErr w:type="spellStart"/>
-      <w:r>
-        <w:rPr>
-          <w:rFonts w:asciiTheme="minorHAnsi" w:hAnsiTheme="minorHAnsi"/>
-          <w:sz w:val="24"/>
-          <w:szCs w:val="24"/>
-          <w:lang w:val="ru-BY"/>
-        </w:rPr>
-        <w:t>usage</w:t>
-      </w:r>
-      <w:proofErr w:type="spellEnd"/>
-      <w:r>
-        <w:rPr>
-          <w:rFonts w:asciiTheme="minorHAnsi" w:hAnsiTheme="minorHAnsi"/>
-          <w:sz w:val="24"/>
-          <w:szCs w:val="24"/>
-          <w:lang w:val="ru-BY"/>
-        </w:rPr>
-        <w:t xml:space="preserve">, </w:t>
-      </w:r>
-      <w:proofErr w:type="spellStart"/>
-      <w:r>
-        <w:rPr>
-          <w:rFonts w:asciiTheme="minorHAnsi" w:hAnsiTheme="minorHAnsi"/>
-          <w:sz w:val="24"/>
-          <w:szCs w:val="24"/>
-          <w:lang w:val="ru-BY"/>
-        </w:rPr>
-        <w:t>unused</w:t>
-      </w:r>
-      <w:proofErr w:type="spellEnd"/>
-      <w:r>
-        <w:rPr>
-          <w:rFonts w:asciiTheme="minorHAnsi" w:hAnsiTheme="minorHAnsi"/>
-          <w:sz w:val="24"/>
-          <w:szCs w:val="24"/>
-          <w:lang w:val="ru-BY"/>
-        </w:rPr>
-        <w:t xml:space="preserve"> </w:t>
-      </w:r>
-      <w:proofErr w:type="spellStart"/>
-      <w:r>
-        <w:rPr>
-          <w:rFonts w:asciiTheme="minorHAnsi" w:hAnsiTheme="minorHAnsi"/>
-          <w:sz w:val="24"/>
-          <w:szCs w:val="24"/>
-          <w:lang w:val="ru-BY"/>
-        </w:rPr>
-        <w:t>variables</w:t>
-      </w:r>
-      <w:proofErr w:type="spellEnd"/>
-      <w:r>
-        <w:rPr>
-          <w:rFonts w:asciiTheme="minorHAnsi" w:hAnsiTheme="minorHAnsi"/>
-          <w:sz w:val="24"/>
-          <w:szCs w:val="24"/>
-          <w:lang w:val="ru-BY"/>
-        </w:rPr>
-        <w:t xml:space="preserve">, </w:t>
-      </w:r>
-      <w:proofErr w:type="spellStart"/>
-      <w:r>
-        <w:rPr>
-          <w:rFonts w:asciiTheme="minorHAnsi" w:hAnsiTheme="minorHAnsi"/>
-          <w:sz w:val="24"/>
-          <w:szCs w:val="24"/>
-          <w:lang w:val="ru-BY"/>
-        </w:rPr>
-        <w:t>non-strict</w:t>
-      </w:r>
-      <w:proofErr w:type="spellEnd"/>
-      <w:r>
-        <w:rPr>
-          <w:rFonts w:asciiTheme="minorHAnsi" w:hAnsiTheme="minorHAnsi"/>
-          <w:sz w:val="24"/>
-          <w:szCs w:val="24"/>
-          <w:lang w:val="ru-BY"/>
-        </w:rPr>
-        <w:t xml:space="preserve"> </w:t>
-      </w:r>
-      <w:proofErr w:type="spellStart"/>
-      <w:r>
-        <w:rPr>
-          <w:rFonts w:asciiTheme="minorHAnsi" w:hAnsiTheme="minorHAnsi"/>
-          <w:sz w:val="24"/>
-          <w:szCs w:val="24"/>
-          <w:lang w:val="ru-BY"/>
-        </w:rPr>
-        <w:t>equality</w:t>
-      </w:r>
-      <w:proofErr w:type="spellEnd"/>
-      <w:r>
-        <w:rPr>
-          <w:rFonts w:asciiTheme="minorHAnsi" w:hAnsiTheme="minorHAnsi"/>
-          <w:sz w:val="24"/>
-          <w:szCs w:val="24"/>
-          <w:lang w:val="ru-BY"/>
-        </w:rPr>
-        <w:t xml:space="preserve">, </w:t>
-      </w:r>
-      <w:proofErr w:type="spellStart"/>
-      <w:r>
-        <w:rPr>
-          <w:rFonts w:asciiTheme="minorHAnsi" w:hAnsiTheme="minorHAnsi"/>
-          <w:sz w:val="24"/>
-          <w:szCs w:val="24"/>
-          <w:lang w:val="ru-BY"/>
-        </w:rPr>
-        <w:t>and</w:t>
-      </w:r>
-      <w:proofErr w:type="spellEnd"/>
-      <w:r>
-        <w:rPr>
-          <w:rFonts w:asciiTheme="minorHAnsi" w:hAnsiTheme="minorHAnsi"/>
-          <w:sz w:val="24"/>
-          <w:szCs w:val="24"/>
-          <w:lang w:val="ru-BY"/>
-        </w:rPr>
-        <w:t xml:space="preserve"> </w:t>
-      </w:r>
-      <w:proofErr w:type="spellStart"/>
-      <w:r>
-        <w:rPr>
-          <w:rFonts w:asciiTheme="minorHAnsi" w:hAnsiTheme="minorHAnsi"/>
-          <w:sz w:val="24"/>
-          <w:szCs w:val="24"/>
-          <w:lang w:val="ru-BY"/>
-        </w:rPr>
-        <w:t>cases</w:t>
-      </w:r>
-      <w:proofErr w:type="spellEnd"/>
-      <w:r>
-        <w:rPr>
-          <w:rFonts w:asciiTheme="minorHAnsi" w:hAnsiTheme="minorHAnsi"/>
-          <w:sz w:val="24"/>
-          <w:szCs w:val="24"/>
-          <w:lang w:val="ru-BY"/>
-        </w:rPr>
-        <w:t xml:space="preserve"> </w:t>
-      </w:r>
-      <w:proofErr w:type="spellStart"/>
-      <w:r>
-        <w:rPr>
-          <w:rFonts w:asciiTheme="minorHAnsi" w:hAnsiTheme="minorHAnsi"/>
-          <w:sz w:val="24"/>
-          <w:szCs w:val="24"/>
-          <w:lang w:val="ru-BY"/>
-        </w:rPr>
-        <w:t>where</w:t>
-      </w:r>
-      <w:proofErr w:type="spellEnd"/>
-      <w:r>
-        <w:rPr>
-          <w:rFonts w:asciiTheme="minorHAnsi" w:hAnsiTheme="minorHAnsi"/>
-          <w:sz w:val="24"/>
-          <w:szCs w:val="24"/>
-          <w:lang w:val="ru-BY"/>
-        </w:rPr>
-        <w:t xml:space="preserve"> </w:t>
-      </w:r>
-      <w:proofErr w:type="spellStart"/>
-      <w:r>
-        <w:rPr>
-          <w:rFonts w:asciiTheme="minorHAnsi" w:hAnsiTheme="minorHAnsi"/>
-          <w:sz w:val="24"/>
-          <w:szCs w:val="24"/>
-          <w:lang w:val="ru-BY"/>
-        </w:rPr>
-        <w:t>const</w:t>
-      </w:r>
-      <w:proofErr w:type="spellEnd"/>
-      <w:r>
-        <w:rPr>
-          <w:rFonts w:asciiTheme="minorHAnsi" w:hAnsiTheme="minorHAnsi"/>
-          <w:sz w:val="24"/>
-          <w:szCs w:val="24"/>
-          <w:lang w:val="ru-BY"/>
-        </w:rPr>
-        <w:t xml:space="preserve"> </w:t>
-      </w:r>
-      <w:proofErr w:type="spellStart"/>
-      <w:r>
-        <w:rPr>
-          <w:rFonts w:asciiTheme="minorHAnsi" w:hAnsiTheme="minorHAnsi"/>
-          <w:sz w:val="24"/>
-          <w:szCs w:val="24"/>
-          <w:lang w:val="ru-BY"/>
-        </w:rPr>
-        <w:t>should</w:t>
-      </w:r>
-      <w:proofErr w:type="spellEnd"/>
-      <w:r>
-        <w:rPr>
-          <w:rFonts w:asciiTheme="minorHAnsi" w:hAnsiTheme="minorHAnsi"/>
-          <w:sz w:val="24"/>
-          <w:szCs w:val="24"/>
-          <w:lang w:val="ru-BY"/>
-        </w:rPr>
-        <w:t xml:space="preserve"> </w:t>
-      </w:r>
-      <w:proofErr w:type="spellStart"/>
-      <w:r>
-        <w:rPr>
-          <w:rFonts w:asciiTheme="minorHAnsi" w:hAnsiTheme="minorHAnsi"/>
-          <w:sz w:val="24"/>
-          <w:szCs w:val="24"/>
-          <w:lang w:val="ru-BY"/>
-        </w:rPr>
-        <w:t>be</w:t>
-      </w:r>
-      <w:proofErr w:type="spellEnd"/>
-      <w:r>
-        <w:rPr>
-          <w:rFonts w:asciiTheme="minorHAnsi" w:hAnsiTheme="minorHAnsi"/>
-          <w:sz w:val="24"/>
-          <w:szCs w:val="24"/>
-          <w:lang w:val="ru-BY"/>
-        </w:rPr>
-        <w:t xml:space="preserve"> </w:t>
-      </w:r>
-      <w:proofErr w:type="spellStart"/>
-      <w:r>
-        <w:rPr>
-          <w:rFonts w:asciiTheme="minorHAnsi" w:hAnsiTheme="minorHAnsi"/>
-          <w:sz w:val="24"/>
-          <w:szCs w:val="24"/>
-          <w:lang w:val="ru-BY"/>
-        </w:rPr>
-        <w:t>used</w:t>
-      </w:r>
-      <w:proofErr w:type="spellEnd"/>
-      <w:r>
-        <w:rPr>
-          <w:rFonts w:asciiTheme="minorHAnsi" w:hAnsiTheme="minorHAnsi"/>
-          <w:sz w:val="24"/>
-          <w:szCs w:val="24"/>
-          <w:lang w:val="ru-BY"/>
-        </w:rPr>
-        <w:t>.</w:t>
-      </w:r>
-      <w:r>
-        <w:rPr>
-          <w:rFonts w:asciiTheme="minorHAnsi" w:hAnsiTheme="minorHAnsi"/>
-          <w:sz w:val="24"/>
-          <w:szCs w:val="24"/>
-          <w:lang w:val="ru-BY"/>
-        </w:rPr>
-        <w:t xml:space="preserve"> </w:t>
-      </w:r>
-      <w:proofErr w:type="spellStart"/>
-      <w:r>
-        <w:rPr>
-          <w:rFonts w:asciiTheme="minorHAnsi" w:hAnsiTheme="minorHAnsi"/>
-          <w:sz w:val="24"/>
-          <w:szCs w:val="24"/>
-          <w:lang w:val="ru-BY"/>
-        </w:rPr>
-        <w:t>Prettier</w:t>
-      </w:r>
-      <w:proofErr w:type="spellEnd"/>
-      <w:r>
-        <w:rPr>
-          <w:rFonts w:asciiTheme="minorHAnsi" w:hAnsiTheme="minorHAnsi"/>
-          <w:sz w:val="24"/>
-          <w:szCs w:val="24"/>
-          <w:lang w:val="ru-BY"/>
-        </w:rPr>
-        <w:t xml:space="preserve"> </w:t>
-      </w:r>
-      <w:proofErr w:type="spellStart"/>
-      <w:r>
-        <w:rPr>
-          <w:rFonts w:asciiTheme="minorHAnsi" w:hAnsiTheme="minorHAnsi"/>
-          <w:sz w:val="24"/>
-          <w:szCs w:val="24"/>
-          <w:lang w:val="ru-BY"/>
-        </w:rPr>
-        <w:t>complements</w:t>
-      </w:r>
-      <w:proofErr w:type="spellEnd"/>
-      <w:r>
-        <w:rPr>
-          <w:rFonts w:asciiTheme="minorHAnsi" w:hAnsiTheme="minorHAnsi"/>
-          <w:sz w:val="24"/>
-          <w:szCs w:val="24"/>
-          <w:lang w:val="ru-BY"/>
-        </w:rPr>
-        <w:t xml:space="preserve"> </w:t>
-      </w:r>
-      <w:proofErr w:type="spellStart"/>
-      <w:r>
-        <w:rPr>
-          <w:rFonts w:asciiTheme="minorHAnsi" w:hAnsiTheme="minorHAnsi"/>
-          <w:sz w:val="24"/>
-          <w:szCs w:val="24"/>
-          <w:lang w:val="ru-BY"/>
-        </w:rPr>
-        <w:t>ESLint</w:t>
-      </w:r>
-      <w:proofErr w:type="spellEnd"/>
-      <w:r>
-        <w:rPr>
-          <w:rFonts w:asciiTheme="minorHAnsi" w:hAnsiTheme="minorHAnsi"/>
-          <w:sz w:val="24"/>
-          <w:szCs w:val="24"/>
-          <w:lang w:val="ru-BY"/>
-        </w:rPr>
-        <w:t xml:space="preserve"> </w:t>
-      </w:r>
-      <w:proofErr w:type="spellStart"/>
-      <w:r>
-        <w:rPr>
-          <w:rFonts w:asciiTheme="minorHAnsi" w:hAnsiTheme="minorHAnsi"/>
-          <w:sz w:val="24"/>
-          <w:szCs w:val="24"/>
-          <w:lang w:val="ru-BY"/>
-        </w:rPr>
-        <w:t>by</w:t>
-      </w:r>
-      <w:proofErr w:type="spellEnd"/>
-      <w:r>
-        <w:rPr>
-          <w:rFonts w:asciiTheme="minorHAnsi" w:hAnsiTheme="minorHAnsi"/>
-          <w:sz w:val="24"/>
-          <w:szCs w:val="24"/>
-          <w:lang w:val="ru-BY"/>
-        </w:rPr>
-        <w:t xml:space="preserve"> </w:t>
-      </w:r>
-      <w:proofErr w:type="spellStart"/>
-      <w:r>
-        <w:rPr>
-          <w:rFonts w:asciiTheme="minorHAnsi" w:hAnsiTheme="minorHAnsi"/>
-          <w:sz w:val="24"/>
-          <w:szCs w:val="24"/>
-          <w:lang w:val="ru-BY"/>
-        </w:rPr>
-        <w:t>automatically</w:t>
-      </w:r>
-      <w:proofErr w:type="spellEnd"/>
-      <w:r>
-        <w:rPr>
-          <w:rFonts w:asciiTheme="minorHAnsi" w:hAnsiTheme="minorHAnsi"/>
-          <w:sz w:val="24"/>
-          <w:szCs w:val="24"/>
-          <w:lang w:val="ru-BY"/>
-        </w:rPr>
-        <w:t xml:space="preserve"> </w:t>
-      </w:r>
-      <w:proofErr w:type="spellStart"/>
-      <w:r>
-        <w:rPr>
-          <w:rFonts w:asciiTheme="minorHAnsi" w:hAnsiTheme="minorHAnsi"/>
-          <w:sz w:val="24"/>
-          <w:szCs w:val="24"/>
-          <w:lang w:val="ru-BY"/>
-        </w:rPr>
-        <w:t>applying</w:t>
-      </w:r>
-      <w:proofErr w:type="spellEnd"/>
-      <w:r>
-        <w:rPr>
-          <w:rFonts w:asciiTheme="minorHAnsi" w:hAnsiTheme="minorHAnsi"/>
-          <w:sz w:val="24"/>
-          <w:szCs w:val="24"/>
-          <w:lang w:val="ru-BY"/>
-        </w:rPr>
-        <w:t xml:space="preserve"> </w:t>
-      </w:r>
-      <w:proofErr w:type="spellStart"/>
-      <w:r>
-        <w:rPr>
-          <w:rFonts w:asciiTheme="minorHAnsi" w:hAnsiTheme="minorHAnsi"/>
-          <w:sz w:val="24"/>
-          <w:szCs w:val="24"/>
-          <w:lang w:val="ru-BY"/>
-        </w:rPr>
-        <w:t>consistent</w:t>
-      </w:r>
-      <w:proofErr w:type="spellEnd"/>
-      <w:r>
-        <w:rPr>
-          <w:rFonts w:asciiTheme="minorHAnsi" w:hAnsiTheme="minorHAnsi"/>
-          <w:sz w:val="24"/>
-          <w:szCs w:val="24"/>
-          <w:lang w:val="ru-BY"/>
-        </w:rPr>
-        <w:t xml:space="preserve"> </w:t>
-      </w:r>
-      <w:proofErr w:type="spellStart"/>
-      <w:r>
-        <w:rPr>
-          <w:rFonts w:asciiTheme="minorHAnsi" w:hAnsiTheme="minorHAnsi"/>
-          <w:sz w:val="24"/>
-          <w:szCs w:val="24"/>
-          <w:lang w:val="ru-BY"/>
-        </w:rPr>
-        <w:t>code</w:t>
-      </w:r>
-      <w:proofErr w:type="spellEnd"/>
-      <w:r>
-        <w:rPr>
-          <w:rFonts w:asciiTheme="minorHAnsi" w:hAnsiTheme="minorHAnsi"/>
-          <w:sz w:val="24"/>
-          <w:szCs w:val="24"/>
-          <w:lang w:val="ru-BY"/>
-        </w:rPr>
-        <w:t xml:space="preserve"> </w:t>
-      </w:r>
-      <w:proofErr w:type="spellStart"/>
-      <w:r>
-        <w:rPr>
-          <w:rFonts w:asciiTheme="minorHAnsi" w:hAnsiTheme="minorHAnsi"/>
-          <w:sz w:val="24"/>
-          <w:szCs w:val="24"/>
-          <w:lang w:val="ru-BY"/>
-        </w:rPr>
-        <w:t>formatting</w:t>
-      </w:r>
-      <w:proofErr w:type="spellEnd"/>
-      <w:r>
-        <w:rPr>
-          <w:rFonts w:asciiTheme="minorHAnsi" w:hAnsiTheme="minorHAnsi"/>
-          <w:sz w:val="24"/>
-          <w:szCs w:val="24"/>
-          <w:lang w:val="ru-BY"/>
-        </w:rPr>
-        <w:t>.</w:t>
-      </w:r>
-      <w:r>
-        <w:rPr>
-          <w:rFonts w:asciiTheme="minorHAnsi" w:hAnsiTheme="minorHAnsi"/>
-          <w:sz w:val="24"/>
-          <w:szCs w:val="24"/>
-          <w:lang w:val="ru-BY"/>
-        </w:rPr>
-        <w:t xml:space="preserve"> </w:t>
-      </w:r>
-      <w:r>
-        <w:rPr>
-          <w:rFonts w:asciiTheme="minorHAnsi" w:hAnsiTheme="minorHAnsi"/>
-          <w:sz w:val="24"/>
-          <w:szCs w:val="24"/>
-          <w:lang w:val="ru-BY"/>
-        </w:rPr>
-        <w:t xml:space="preserve">The </w:t>
-      </w:r>
-      <w:proofErr w:type="spellStart"/>
-      <w:r>
-        <w:rPr>
-          <w:rFonts w:asciiTheme="minorHAnsi" w:hAnsiTheme="minorHAnsi"/>
-          <w:sz w:val="24"/>
-          <w:szCs w:val="24"/>
-          <w:lang w:val="ru-BY"/>
-        </w:rPr>
-        <w:t>project</w:t>
-      </w:r>
-      <w:proofErr w:type="spellEnd"/>
-      <w:r>
-        <w:rPr>
-          <w:rFonts w:asciiTheme="minorHAnsi" w:hAnsiTheme="minorHAnsi"/>
-          <w:sz w:val="24"/>
-          <w:szCs w:val="24"/>
-          <w:lang w:val="ru-BY"/>
-        </w:rPr>
-        <w:t xml:space="preserve"> </w:t>
-      </w:r>
-      <w:proofErr w:type="spellStart"/>
-      <w:r>
-        <w:rPr>
-          <w:rFonts w:asciiTheme="minorHAnsi" w:hAnsiTheme="minorHAnsi"/>
-          <w:sz w:val="24"/>
-          <w:szCs w:val="24"/>
-          <w:lang w:val="ru-BY"/>
-        </w:rPr>
-        <w:t>uses</w:t>
-      </w:r>
-      <w:proofErr w:type="spellEnd"/>
-      <w:r>
-        <w:rPr>
-          <w:rFonts w:asciiTheme="minorHAnsi" w:hAnsiTheme="minorHAnsi"/>
-          <w:sz w:val="24"/>
-          <w:szCs w:val="24"/>
-          <w:lang w:val="ru-BY"/>
-        </w:rPr>
-        <w:t xml:space="preserve"> a </w:t>
-      </w:r>
-      <w:proofErr w:type="spellStart"/>
-      <w:r>
-        <w:rPr>
-          <w:rFonts w:asciiTheme="minorHAnsi" w:hAnsiTheme="minorHAnsi"/>
-          <w:sz w:val="24"/>
-          <w:szCs w:val="24"/>
-          <w:lang w:val="ru-BY"/>
-        </w:rPr>
-        <w:t>small</w:t>
-      </w:r>
-      <w:proofErr w:type="spellEnd"/>
-      <w:r>
-        <w:rPr>
-          <w:rFonts w:asciiTheme="minorHAnsi" w:hAnsiTheme="minorHAnsi"/>
-          <w:sz w:val="24"/>
-          <w:szCs w:val="24"/>
-          <w:lang w:val="ru-BY"/>
-        </w:rPr>
-        <w:t xml:space="preserve"> </w:t>
-      </w:r>
-      <w:proofErr w:type="spellStart"/>
-      <w:r>
-        <w:rPr>
-          <w:rFonts w:asciiTheme="minorHAnsi" w:hAnsiTheme="minorHAnsi"/>
-          <w:sz w:val="24"/>
-          <w:szCs w:val="24"/>
-          <w:lang w:val="ru-BY"/>
-        </w:rPr>
-        <w:t>calculator</w:t>
-      </w:r>
-      <w:proofErr w:type="spellEnd"/>
-      <w:r>
-        <w:rPr>
-          <w:rFonts w:asciiTheme="minorHAnsi" w:hAnsiTheme="minorHAnsi"/>
-          <w:sz w:val="24"/>
-          <w:szCs w:val="24"/>
-          <w:lang w:val="ru-BY"/>
-        </w:rPr>
-        <w:t xml:space="preserve"> </w:t>
-      </w:r>
-      <w:proofErr w:type="spellStart"/>
-      <w:r>
-        <w:rPr>
-          <w:rFonts w:asciiTheme="minorHAnsi" w:hAnsiTheme="minorHAnsi"/>
-          <w:sz w:val="24"/>
-          <w:szCs w:val="24"/>
-          <w:lang w:val="ru-BY"/>
-        </w:rPr>
-        <w:t>application</w:t>
-      </w:r>
-      <w:proofErr w:type="spellEnd"/>
-      <w:r>
-        <w:rPr>
-          <w:rFonts w:asciiTheme="minorHAnsi" w:hAnsiTheme="minorHAnsi"/>
-          <w:sz w:val="24"/>
-          <w:szCs w:val="24"/>
-          <w:lang w:val="ru-BY"/>
-        </w:rPr>
-        <w:t xml:space="preserve"> </w:t>
-      </w:r>
-      <w:proofErr w:type="spellStart"/>
-      <w:r>
-        <w:rPr>
-          <w:rFonts w:asciiTheme="minorHAnsi" w:hAnsiTheme="minorHAnsi"/>
-          <w:sz w:val="24"/>
-          <w:szCs w:val="24"/>
-          <w:lang w:val="ru-BY"/>
-        </w:rPr>
-        <w:t>as</w:t>
-      </w:r>
-      <w:proofErr w:type="spellEnd"/>
-      <w:r>
-        <w:rPr>
-          <w:rFonts w:asciiTheme="minorHAnsi" w:hAnsiTheme="minorHAnsi"/>
-          <w:sz w:val="24"/>
-          <w:szCs w:val="24"/>
-          <w:lang w:val="ru-BY"/>
-        </w:rPr>
-        <w:t xml:space="preserve"> a </w:t>
-      </w:r>
-      <w:proofErr w:type="spellStart"/>
-      <w:r>
-        <w:rPr>
-          <w:rFonts w:asciiTheme="minorHAnsi" w:hAnsiTheme="minorHAnsi"/>
-          <w:sz w:val="24"/>
-          <w:szCs w:val="24"/>
-          <w:lang w:val="ru-BY"/>
-        </w:rPr>
-        <w:t>controlled</w:t>
-      </w:r>
-      <w:proofErr w:type="spellEnd"/>
-      <w:r>
-        <w:rPr>
-          <w:rFonts w:asciiTheme="minorHAnsi" w:hAnsiTheme="minorHAnsi"/>
-          <w:sz w:val="24"/>
-          <w:szCs w:val="24"/>
-          <w:lang w:val="ru-BY"/>
-        </w:rPr>
-        <w:t xml:space="preserve"> </w:t>
-      </w:r>
-      <w:proofErr w:type="spellStart"/>
-      <w:r>
-        <w:rPr>
-          <w:rFonts w:asciiTheme="minorHAnsi" w:hAnsiTheme="minorHAnsi"/>
-          <w:sz w:val="24"/>
-          <w:szCs w:val="24"/>
-          <w:lang w:val="ru-BY"/>
-        </w:rPr>
-        <w:t>environment</w:t>
-      </w:r>
-      <w:proofErr w:type="spellEnd"/>
-      <w:r>
-        <w:rPr>
-          <w:rFonts w:asciiTheme="minorHAnsi" w:hAnsiTheme="minorHAnsi"/>
-          <w:sz w:val="24"/>
-          <w:szCs w:val="24"/>
-          <w:lang w:val="ru-BY"/>
-        </w:rPr>
-        <w:t xml:space="preserve"> </w:t>
-      </w:r>
-      <w:proofErr w:type="spellStart"/>
-      <w:r>
-        <w:rPr>
-          <w:rFonts w:asciiTheme="minorHAnsi" w:hAnsiTheme="minorHAnsi"/>
-          <w:sz w:val="24"/>
-          <w:szCs w:val="24"/>
-          <w:lang w:val="ru-BY"/>
-        </w:rPr>
-        <w:t>to</w:t>
-      </w:r>
-      <w:proofErr w:type="spellEnd"/>
-      <w:r>
-        <w:rPr>
-          <w:rFonts w:asciiTheme="minorHAnsi" w:hAnsiTheme="minorHAnsi"/>
-          <w:sz w:val="24"/>
-          <w:szCs w:val="24"/>
-          <w:lang w:val="ru-BY"/>
-        </w:rPr>
-        <w:t xml:space="preserve"> </w:t>
-      </w:r>
-      <w:proofErr w:type="spellStart"/>
-      <w:r>
-        <w:rPr>
-          <w:rFonts w:asciiTheme="minorHAnsi" w:hAnsiTheme="minorHAnsi"/>
-          <w:sz w:val="24"/>
-          <w:szCs w:val="24"/>
-          <w:lang w:val="ru-BY"/>
-        </w:rPr>
-        <w:t>demonstrate</w:t>
-      </w:r>
-      <w:proofErr w:type="spellEnd"/>
-      <w:r>
-        <w:rPr>
-          <w:rFonts w:asciiTheme="minorHAnsi" w:hAnsiTheme="minorHAnsi"/>
-          <w:sz w:val="24"/>
-          <w:szCs w:val="24"/>
-          <w:lang w:val="ru-BY"/>
-        </w:rPr>
-        <w:t xml:space="preserve"> </w:t>
-      </w:r>
-      <w:proofErr w:type="spellStart"/>
-      <w:r>
-        <w:rPr>
-          <w:rFonts w:asciiTheme="minorHAnsi" w:hAnsiTheme="minorHAnsi"/>
-          <w:sz w:val="24"/>
-          <w:szCs w:val="24"/>
-          <w:lang w:val="ru-BY"/>
-        </w:rPr>
-        <w:t>configuration</w:t>
-      </w:r>
-      <w:proofErr w:type="spellEnd"/>
-      <w:r>
-        <w:rPr>
-          <w:rFonts w:asciiTheme="minorHAnsi" w:hAnsiTheme="minorHAnsi"/>
-          <w:sz w:val="24"/>
-          <w:szCs w:val="24"/>
-          <w:lang w:val="ru-BY"/>
-        </w:rPr>
-        <w:t xml:space="preserve">, </w:t>
-      </w:r>
-      <w:proofErr w:type="spellStart"/>
-      <w:r>
-        <w:rPr>
-          <w:rFonts w:asciiTheme="minorHAnsi" w:hAnsiTheme="minorHAnsi"/>
-          <w:sz w:val="24"/>
-          <w:szCs w:val="24"/>
-          <w:lang w:val="ru-BY"/>
-        </w:rPr>
-        <w:t>successful</w:t>
-      </w:r>
-      <w:proofErr w:type="spellEnd"/>
-      <w:r>
-        <w:rPr>
-          <w:rFonts w:asciiTheme="minorHAnsi" w:hAnsiTheme="minorHAnsi"/>
-          <w:sz w:val="24"/>
-          <w:szCs w:val="24"/>
-          <w:lang w:val="ru-BY"/>
-        </w:rPr>
-        <w:t xml:space="preserve"> </w:t>
-      </w:r>
-      <w:proofErr w:type="spellStart"/>
-      <w:r>
-        <w:rPr>
-          <w:rFonts w:asciiTheme="minorHAnsi" w:hAnsiTheme="minorHAnsi"/>
-          <w:sz w:val="24"/>
-          <w:szCs w:val="24"/>
-          <w:lang w:val="ru-BY"/>
-        </w:rPr>
-        <w:t>checks</w:t>
-      </w:r>
-      <w:proofErr w:type="spellEnd"/>
-      <w:r>
-        <w:rPr>
-          <w:rFonts w:asciiTheme="minorHAnsi" w:hAnsiTheme="minorHAnsi"/>
-          <w:sz w:val="24"/>
-          <w:szCs w:val="24"/>
-          <w:lang w:val="ru-BY"/>
-        </w:rPr>
-        <w:t xml:space="preserve">, </w:t>
-      </w:r>
-      <w:proofErr w:type="spellStart"/>
-      <w:r>
-        <w:rPr>
-          <w:rFonts w:asciiTheme="minorHAnsi" w:hAnsiTheme="minorHAnsi"/>
-          <w:sz w:val="24"/>
-          <w:szCs w:val="24"/>
-          <w:lang w:val="ru-BY"/>
-        </w:rPr>
-        <w:t>intentional</w:t>
-      </w:r>
-      <w:proofErr w:type="spellEnd"/>
-      <w:r>
-        <w:rPr>
-          <w:rFonts w:asciiTheme="minorHAnsi" w:hAnsiTheme="minorHAnsi"/>
-          <w:sz w:val="24"/>
-          <w:szCs w:val="24"/>
-          <w:lang w:val="ru-BY"/>
-        </w:rPr>
-        <w:t xml:space="preserve"> </w:t>
-      </w:r>
-      <w:proofErr w:type="spellStart"/>
-      <w:r>
-        <w:rPr>
-          <w:rFonts w:asciiTheme="minorHAnsi" w:hAnsiTheme="minorHAnsi"/>
-          <w:sz w:val="24"/>
-          <w:szCs w:val="24"/>
-          <w:lang w:val="ru-BY"/>
-        </w:rPr>
-        <w:t>errors</w:t>
-      </w:r>
-      <w:proofErr w:type="spellEnd"/>
-      <w:r>
-        <w:rPr>
-          <w:rFonts w:asciiTheme="minorHAnsi" w:hAnsiTheme="minorHAnsi"/>
-          <w:sz w:val="24"/>
-          <w:szCs w:val="24"/>
-          <w:lang w:val="ru-BY"/>
-        </w:rPr>
-        <w:t xml:space="preserve">, </w:t>
-      </w:r>
-      <w:proofErr w:type="spellStart"/>
-      <w:r>
-        <w:rPr>
-          <w:rFonts w:asciiTheme="minorHAnsi" w:hAnsiTheme="minorHAnsi"/>
-          <w:sz w:val="24"/>
-          <w:szCs w:val="24"/>
-          <w:lang w:val="ru-BY"/>
-        </w:rPr>
-        <w:t>and</w:t>
-      </w:r>
-      <w:proofErr w:type="spellEnd"/>
-      <w:r>
-        <w:rPr>
-          <w:rFonts w:asciiTheme="minorHAnsi" w:hAnsiTheme="minorHAnsi"/>
-          <w:sz w:val="24"/>
-          <w:szCs w:val="24"/>
-          <w:lang w:val="ru-BY"/>
-        </w:rPr>
-        <w:t xml:space="preserve"> </w:t>
-      </w:r>
-      <w:proofErr w:type="spellStart"/>
-      <w:r>
-        <w:rPr>
-          <w:rFonts w:asciiTheme="minorHAnsi" w:hAnsiTheme="minorHAnsi"/>
-          <w:sz w:val="24"/>
-          <w:szCs w:val="24"/>
-          <w:lang w:val="ru-BY"/>
-        </w:rPr>
-        <w:t>their</w:t>
-      </w:r>
-      <w:proofErr w:type="spellEnd"/>
-      <w:r>
-        <w:rPr>
-          <w:rFonts w:asciiTheme="minorHAnsi" w:hAnsiTheme="minorHAnsi"/>
-          <w:sz w:val="24"/>
-          <w:szCs w:val="24"/>
-          <w:lang w:val="ru-BY"/>
-        </w:rPr>
-        <w:t xml:space="preserve"> </w:t>
-      </w:r>
-      <w:proofErr w:type="spellStart"/>
-      <w:r>
-        <w:rPr>
-          <w:rFonts w:asciiTheme="minorHAnsi" w:hAnsiTheme="minorHAnsi"/>
-          <w:sz w:val="24"/>
-          <w:szCs w:val="24"/>
-          <w:lang w:val="ru-BY"/>
-        </w:rPr>
-        <w:t>correction</w:t>
-      </w:r>
-      <w:proofErr w:type="spellEnd"/>
-      <w:r>
-        <w:rPr>
-          <w:rFonts w:asciiTheme="minorHAnsi" w:hAnsiTheme="minorHAnsi"/>
-          <w:sz w:val="24"/>
-          <w:szCs w:val="24"/>
-          <w:lang w:val="ru-BY"/>
-        </w:rPr>
-        <w:t>.</w:t>
-      </w:r>
-    </w:p>
-    <w:p>
-      <w:pPr>
-        <w:spacing w:line="240" w:lineRule="auto"/>
-        <w:ind w:firstLine="0"/>
-        <w:jc w:val="left"/>
-        <w:rPr>
-          <w:rFonts w:asciiTheme="minorHAnsi" w:hAnsiTheme="minorHAnsi"/>
-          <w:sz w:val="24"/>
-          <w:szCs w:val="24"/>
-          <w:lang w:val="ru-BY"/>
-        </w:rPr>
       </w:pPr>
     </w:p>
     <w:p>
@@ -1449,7 +777,6 @@
           <w:rFonts w:asciiTheme="minorHAnsi" w:hAnsiTheme="minorHAnsi"/>
           <w:sz w:val="24"/>
           <w:szCs w:val="18"/>
-          <w:lang w:val="ru-RU"/>
         </w:rPr>
       </w:pPr>
       <w:r>
@@ -1470,7 +797,6 @@
           <w:rFonts w:asciiTheme="minorHAnsi" w:hAnsiTheme="minorHAnsi"/>
           <w:sz w:val="24"/>
           <w:szCs w:val="18"/>
-          <w:lang w:val="ru-RU"/>
         </w:rPr>
       </w:pPr>
     </w:p>
@@ -1496,22 +822,8 @@
           <w:sz w:val="24"/>
           <w:szCs w:val="18"/>
         </w:rPr>
-        <w:t xml:space="preserve">2.1 </w:t>
+        <w:t>2.1 package.json</w:t>
       </w:r>
-      <w:proofErr w:type="spellStart"/>
-      <w:proofErr w:type="gramStart"/>
-      <w:r>
-        <w:rPr>
-          <w:rFonts w:asciiTheme="minorHAnsi" w:hAnsiTheme="minorHAnsi"/>
-          <w:b/>
-          <w:bCs/>
-          <w:sz w:val="24"/>
-          <w:szCs w:val="18"/>
-        </w:rPr>
-        <w:t>package.json</w:t>
-      </w:r>
-      <w:proofErr w:type="spellEnd"/>
-      <w:proofErr w:type="gramEnd"/>
     </w:p>
     <w:tbl>
       <w:tblPr>
@@ -1571,25 +883,7 @@
                 <w:sz w:val="18"/>
                 <w:szCs w:val="18"/>
               </w:rPr>
-              <w:t xml:space="preserve">  "name": "</w:t>
-            </w:r>
-            <w:proofErr w:type="spellStart"/>
-            <w:r>
-              <w:rPr>
-                <w:rFonts w:asciiTheme="minorHAnsi" w:eastAsia="DejaVu Sans Mono" w:hAnsiTheme="minorHAnsi"/>
-                <w:sz w:val="18"/>
-                <w:szCs w:val="18"/>
-              </w:rPr>
-              <w:t>ipi</w:t>
-            </w:r>
-            <w:proofErr w:type="spellEnd"/>
-            <w:r>
-              <w:rPr>
-                <w:rFonts w:asciiTheme="minorHAnsi" w:eastAsia="DejaVu Sans Mono" w:hAnsiTheme="minorHAnsi"/>
-                <w:sz w:val="18"/>
-                <w:szCs w:val="18"/>
-              </w:rPr>
-              <w:t>",</w:t>
+              <w:t xml:space="preserve">  "name": "ipi",</w:t>
             </w:r>
             <w:r>
               <w:rPr>
@@ -2082,7 +1376,6 @@
         <w:jc w:val="left"/>
         <w:rPr>
           <w:rFonts w:asciiTheme="minorHAnsi" w:hAnsiTheme="minorHAnsi"/>
-          <w:lang w:val="ru-RU"/>
         </w:rPr>
       </w:pPr>
     </w:p>
@@ -2225,7 +1518,6 @@
                 <w:rFonts w:asciiTheme="minorHAnsi" w:hAnsiTheme="minorHAnsi"/>
                 <w:sz w:val="22"/>
               </w:rPr>
-              <w:lastRenderedPageBreak/>
               <w:t>start</w:t>
             </w:r>
           </w:p>
@@ -2277,6 +1569,7 @@
                 <w:rFonts w:asciiTheme="minorHAnsi" w:hAnsiTheme="minorHAnsi"/>
                 <w:sz w:val="22"/>
               </w:rPr>
+              <w:lastRenderedPageBreak/>
               <w:t>lint</w:t>
             </w:r>
           </w:p>
@@ -2568,7 +1861,6 @@
         <w:jc w:val="left"/>
         <w:rPr>
           <w:rFonts w:asciiTheme="minorHAnsi" w:hAnsiTheme="minorHAnsi"/>
-          <w:lang w:val="ru-RU"/>
         </w:rPr>
       </w:pPr>
     </w:p>
@@ -2584,16 +1876,8 @@
         <w:rPr>
           <w:rFonts w:asciiTheme="minorHAnsi" w:hAnsiTheme="minorHAnsi"/>
         </w:rPr>
-        <w:t xml:space="preserve">2.2 </w:t>
+        <w:t>2.2 eslint.config.js</w:t>
       </w:r>
-      <w:proofErr w:type="gramStart"/>
-      <w:r>
-        <w:rPr>
-          <w:rFonts w:asciiTheme="minorHAnsi" w:hAnsiTheme="minorHAnsi"/>
-        </w:rPr>
-        <w:t>eslint.config.js</w:t>
-      </w:r>
-      <w:proofErr w:type="gramEnd"/>
     </w:p>
     <w:tbl>
       <w:tblPr>
@@ -2693,25 +1977,47 @@
                 <w:sz w:val="18"/>
                 <w:szCs w:val="18"/>
               </w:rPr>
-              <w:t xml:space="preserve">  js.</w:t>
-            </w:r>
-            <w:proofErr w:type="gramStart"/>
+              <w:t xml:space="preserve">  js.configs.recommended,</w:t>
+            </w:r>
+            <w:r>
+              <w:rPr>
+                <w:rFonts w:asciiTheme="minorHAnsi" w:hAnsiTheme="minorHAnsi"/>
+                <w:sz w:val="18"/>
+                <w:szCs w:val="18"/>
+              </w:rPr>
+              <w:br/>
+            </w:r>
             <w:r>
               <w:rPr>
                 <w:rFonts w:asciiTheme="minorHAnsi" w:eastAsia="DejaVu Sans Mono" w:hAnsiTheme="minorHAnsi"/>
                 <w:sz w:val="18"/>
                 <w:szCs w:val="18"/>
               </w:rPr>
-              <w:t>configs.recommended</w:t>
-            </w:r>
-            <w:proofErr w:type="gramEnd"/>
+              <w:t xml:space="preserve">  {</w:t>
+            </w:r>
+            <w:r>
+              <w:rPr>
+                <w:rFonts w:asciiTheme="minorHAnsi" w:hAnsiTheme="minorHAnsi"/>
+                <w:sz w:val="18"/>
+                <w:szCs w:val="18"/>
+              </w:rPr>
+              <w:br/>
+            </w:r>
             <w:r>
               <w:rPr>
                 <w:rFonts w:asciiTheme="minorHAnsi" w:eastAsia="DejaVu Sans Mono" w:hAnsiTheme="minorHAnsi"/>
                 <w:sz w:val="18"/>
                 <w:szCs w:val="18"/>
               </w:rPr>
-              <w:t>,</w:t>
+              <w:t xml:space="preserve">    files: ['src/**/*.js'],</w:t>
+            </w:r>
+            <w:r>
+              <w:rPr>
+                <w:rFonts w:asciiTheme="minorHAnsi" w:hAnsiTheme="minorHAnsi"/>
+                <w:sz w:val="18"/>
+                <w:szCs w:val="18"/>
+              </w:rPr>
+              <w:br/>
             </w:r>
             <w:r>
               <w:rPr>
@@ -2727,7 +2033,7 @@
                 <w:sz w:val="18"/>
                 <w:szCs w:val="18"/>
               </w:rPr>
-              <w:t xml:space="preserve">  {</w:t>
+              <w:t xml:space="preserve">    languageOptions: {</w:t>
             </w:r>
             <w:r>
               <w:rPr>
@@ -2743,65 +2049,7 @@
                 <w:sz w:val="18"/>
                 <w:szCs w:val="18"/>
               </w:rPr>
-              <w:t xml:space="preserve">    files: ['src/**/*.js'],</w:t>
-            </w:r>
-            <w:r>
-              <w:rPr>
-                <w:rFonts w:asciiTheme="minorHAnsi" w:hAnsiTheme="minorHAnsi"/>
-                <w:sz w:val="18"/>
-                <w:szCs w:val="18"/>
-              </w:rPr>
-              <w:br/>
-            </w:r>
-            <w:r>
-              <w:rPr>
-                <w:rFonts w:asciiTheme="minorHAnsi" w:hAnsiTheme="minorHAnsi"/>
-                <w:sz w:val="18"/>
-                <w:szCs w:val="18"/>
-              </w:rPr>
-              <w:br/>
-            </w:r>
-            <w:r>
-              <w:rPr>
-                <w:rFonts w:asciiTheme="minorHAnsi" w:eastAsia="DejaVu Sans Mono" w:hAnsiTheme="minorHAnsi"/>
-                <w:sz w:val="18"/>
-                <w:szCs w:val="18"/>
-              </w:rPr>
-              <w:t xml:space="preserve">    languageOptions: {</w:t>
-            </w:r>
-            <w:r>
-              <w:rPr>
-                <w:rFonts w:asciiTheme="minorHAnsi" w:hAnsiTheme="minorHAnsi"/>
-                <w:sz w:val="18"/>
-                <w:szCs w:val="18"/>
-              </w:rPr>
-              <w:br/>
-            </w:r>
-            <w:r>
-              <w:rPr>
-                <w:rFonts w:asciiTheme="minorHAnsi" w:eastAsia="DejaVu Sans Mono" w:hAnsiTheme="minorHAnsi"/>
-                <w:sz w:val="18"/>
-                <w:szCs w:val="18"/>
-              </w:rPr>
-              <w:t xml:space="preserve">      globals: </w:t>
-            </w:r>
-            <w:proofErr w:type="gramStart"/>
-            <w:r>
-              <w:rPr>
-                <w:rFonts w:asciiTheme="minorHAnsi" w:eastAsia="DejaVu Sans Mono" w:hAnsiTheme="minorHAnsi"/>
-                <w:sz w:val="18"/>
-                <w:szCs w:val="18"/>
-              </w:rPr>
-              <w:t>globals.node</w:t>
-            </w:r>
-            <w:proofErr w:type="gramEnd"/>
-            <w:r>
-              <w:rPr>
-                <w:rFonts w:asciiTheme="minorHAnsi" w:eastAsia="DejaVu Sans Mono" w:hAnsiTheme="minorHAnsi"/>
-                <w:sz w:val="18"/>
-                <w:szCs w:val="18"/>
-              </w:rPr>
-              <w:t>,</w:t>
+              <w:t xml:space="preserve">      globals: globals.node,</w:t>
             </w:r>
             <w:r>
               <w:rPr>
@@ -2966,7 +2214,6 @@
         <w:jc w:val="left"/>
         <w:rPr>
           <w:rFonts w:asciiTheme="minorHAnsi" w:hAnsiTheme="minorHAnsi"/>
-          <w:lang w:val="ru-RU"/>
         </w:rPr>
       </w:pPr>
     </w:p>
@@ -3543,25 +2790,7 @@
                 <w:sz w:val="18"/>
                 <w:szCs w:val="18"/>
               </w:rPr>
-              <w:t xml:space="preserve">  "</w:t>
-            </w:r>
-            <w:proofErr w:type="spellStart"/>
-            <w:r>
-              <w:rPr>
-                <w:rFonts w:asciiTheme="minorHAnsi" w:eastAsia="DejaVu Sans Mono" w:hAnsiTheme="minorHAnsi"/>
-                <w:sz w:val="18"/>
-                <w:szCs w:val="18"/>
-              </w:rPr>
-              <w:t>singleQuote</w:t>
-            </w:r>
-            <w:proofErr w:type="spellEnd"/>
-            <w:r>
-              <w:rPr>
-                <w:rFonts w:asciiTheme="minorHAnsi" w:eastAsia="DejaVu Sans Mono" w:hAnsiTheme="minorHAnsi"/>
-                <w:sz w:val="18"/>
-                <w:szCs w:val="18"/>
-              </w:rPr>
-              <w:t>": true,</w:t>
+              <w:t xml:space="preserve">  "singleQuote": true,</w:t>
             </w:r>
             <w:r>
               <w:rPr>
@@ -4021,23 +3250,29 @@
                 <w:szCs w:val="18"/>
               </w:rPr>
             </w:pPr>
-            <w:proofErr w:type="spellStart"/>
             <w:r>
               <w:rPr>
                 <w:rFonts w:asciiTheme="minorHAnsi" w:eastAsia="DejaVu Sans Mono" w:hAnsiTheme="minorHAnsi"/>
                 <w:sz w:val="18"/>
                 <w:szCs w:val="18"/>
               </w:rPr>
-              <w:t>node_modules</w:t>
-            </w:r>
-            <w:proofErr w:type="spellEnd"/>
+              <w:t>node_modules/</w:t>
+            </w:r>
+            <w:r>
+              <w:rPr>
+                <w:rFonts w:asciiTheme="minorHAnsi" w:hAnsiTheme="minorHAnsi"/>
+                <w:sz w:val="18"/>
+                <w:szCs w:val="18"/>
+              </w:rPr>
+              <w:br/>
+            </w:r>
             <w:r>
               <w:rPr>
                 <w:rFonts w:asciiTheme="minorHAnsi" w:eastAsia="DejaVu Sans Mono" w:hAnsiTheme="minorHAnsi"/>
                 <w:sz w:val="18"/>
                 <w:szCs w:val="18"/>
               </w:rPr>
-              <w:t>/</w:t>
+              <w:t>coverage/</w:t>
             </w:r>
             <w:r>
               <w:rPr>
@@ -4053,33 +3288,7 @@
                 <w:sz w:val="18"/>
                 <w:szCs w:val="18"/>
               </w:rPr>
-              <w:t>coverage/</w:t>
-            </w:r>
-            <w:r>
-              <w:rPr>
-                <w:rFonts w:asciiTheme="minorHAnsi" w:hAnsiTheme="minorHAnsi"/>
-                <w:sz w:val="18"/>
-                <w:szCs w:val="18"/>
-              </w:rPr>
-              <w:br/>
-            </w:r>
-            <w:proofErr w:type="spellStart"/>
-            <w:r>
-              <w:rPr>
-                <w:rFonts w:asciiTheme="minorHAnsi" w:eastAsia="DejaVu Sans Mono" w:hAnsiTheme="minorHAnsi"/>
-                <w:sz w:val="18"/>
-                <w:szCs w:val="18"/>
-              </w:rPr>
-              <w:t>dist</w:t>
-            </w:r>
-            <w:proofErr w:type="spellEnd"/>
-            <w:r>
-              <w:rPr>
-                <w:rFonts w:asciiTheme="minorHAnsi" w:eastAsia="DejaVu Sans Mono" w:hAnsiTheme="minorHAnsi"/>
-                <w:sz w:val="18"/>
-                <w:szCs w:val="18"/>
-              </w:rPr>
-              <w:t>/</w:t>
+              <w:t>dist/</w:t>
             </w:r>
             <w:r>
               <w:rPr>
@@ -4120,138 +3329,26 @@
           <w:rFonts w:asciiTheme="minorHAnsi" w:hAnsiTheme="minorHAnsi"/>
           <w:sz w:val="24"/>
           <w:szCs w:val="18"/>
-          <w:lang w:val="ru-RU"/>
-        </w:rPr>
-      </w:pPr>
-      <w:proofErr w:type="gramStart"/>
+        </w:rPr>
+      </w:pPr>
       <w:r>
         <w:rPr>
           <w:rFonts w:asciiTheme="minorHAnsi" w:hAnsiTheme="minorHAnsi"/>
           <w:sz w:val="24"/>
           <w:szCs w:val="18"/>
         </w:rPr>
-        <w:t>The .</w:t>
+        <w:t>The .gitignore file prevents generated or environment-specific files from being committed to the repository. In particular, node_modules is recreated from package.json and package-lock.json and therefore does not belong in version control.</w:t>
       </w:r>
-      <w:proofErr w:type="spellStart"/>
-      <w:r>
+    </w:p>
+    <w:p>
+      <w:pPr>
+        <w:spacing w:line="240" w:lineRule="auto"/>
+        <w:ind w:firstLine="0"/>
+        <w:jc w:val="left"/>
         <w:rPr>
           <w:rFonts w:asciiTheme="minorHAnsi" w:hAnsiTheme="minorHAnsi"/>
           <w:sz w:val="24"/>
           <w:szCs w:val="18"/>
-        </w:rPr>
-        <w:t>gitignore</w:t>
-      </w:r>
-      <w:proofErr w:type="spellEnd"/>
-      <w:proofErr w:type="gramEnd"/>
-      <w:r>
-        <w:rPr>
-          <w:rFonts w:asciiTheme="minorHAnsi" w:hAnsiTheme="minorHAnsi"/>
-          <w:sz w:val="24"/>
-          <w:szCs w:val="18"/>
-        </w:rPr>
-        <w:t xml:space="preserve"> file prevents generated or environment-specific files from being committed to the repository. </w:t>
-      </w:r>
-      <w:proofErr w:type="gramStart"/>
-      <w:r>
-        <w:rPr>
-          <w:rFonts w:asciiTheme="minorHAnsi" w:hAnsiTheme="minorHAnsi"/>
-          <w:sz w:val="24"/>
-          <w:szCs w:val="18"/>
-        </w:rPr>
-        <w:t>In particular, node_modules</w:t>
-      </w:r>
-      <w:proofErr w:type="gramEnd"/>
-      <w:r>
-        <w:rPr>
-          <w:rFonts w:asciiTheme="minorHAnsi" w:hAnsiTheme="minorHAnsi"/>
-          <w:sz w:val="24"/>
-          <w:szCs w:val="18"/>
-        </w:rPr>
-        <w:t xml:space="preserve"> </w:t>
-      </w:r>
-      <w:proofErr w:type="gramStart"/>
-      <w:r>
-        <w:rPr>
-          <w:rFonts w:asciiTheme="minorHAnsi" w:hAnsiTheme="minorHAnsi"/>
-          <w:sz w:val="24"/>
-          <w:szCs w:val="18"/>
-        </w:rPr>
-        <w:t>is</w:t>
-      </w:r>
-      <w:proofErr w:type="gramEnd"/>
-      <w:r>
-        <w:rPr>
-          <w:rFonts w:asciiTheme="minorHAnsi" w:hAnsiTheme="minorHAnsi"/>
-          <w:sz w:val="24"/>
-          <w:szCs w:val="18"/>
-        </w:rPr>
-        <w:t xml:space="preserve"> recreated from </w:t>
-      </w:r>
-      <w:proofErr w:type="gramStart"/>
-      <w:r>
-        <w:rPr>
-          <w:rFonts w:asciiTheme="minorHAnsi" w:hAnsiTheme="minorHAnsi"/>
-          <w:sz w:val="24"/>
-          <w:szCs w:val="18"/>
-        </w:rPr>
-        <w:t>package.json</w:t>
-      </w:r>
-      <w:proofErr w:type="gramEnd"/>
-      <w:r>
-        <w:rPr>
-          <w:rFonts w:asciiTheme="minorHAnsi" w:hAnsiTheme="minorHAnsi"/>
-          <w:sz w:val="24"/>
-          <w:szCs w:val="18"/>
-        </w:rPr>
-        <w:t xml:space="preserve"> and package-</w:t>
-      </w:r>
-      <w:proofErr w:type="gramStart"/>
-      <w:r>
-        <w:rPr>
-          <w:rFonts w:asciiTheme="minorHAnsi" w:hAnsiTheme="minorHAnsi"/>
-          <w:sz w:val="24"/>
-          <w:szCs w:val="18"/>
-        </w:rPr>
-        <w:t>lock.json</w:t>
-      </w:r>
-      <w:proofErr w:type="gramEnd"/>
-      <w:r>
-        <w:rPr>
-          <w:rFonts w:asciiTheme="minorHAnsi" w:hAnsiTheme="minorHAnsi"/>
-          <w:sz w:val="24"/>
-          <w:szCs w:val="18"/>
-        </w:rPr>
-        <w:t xml:space="preserve"> and therefore </w:t>
-      </w:r>
-      <w:proofErr w:type="gramStart"/>
-      <w:r>
-        <w:rPr>
-          <w:rFonts w:asciiTheme="minorHAnsi" w:hAnsiTheme="minorHAnsi"/>
-          <w:sz w:val="24"/>
-          <w:szCs w:val="18"/>
-        </w:rPr>
-        <w:t>does</w:t>
-      </w:r>
-      <w:proofErr w:type="gramEnd"/>
-      <w:r>
-        <w:rPr>
-          <w:rFonts w:asciiTheme="minorHAnsi" w:hAnsiTheme="minorHAnsi"/>
-          <w:sz w:val="24"/>
-          <w:szCs w:val="18"/>
-        </w:rPr>
-        <w:t xml:space="preserve"> not belong in version control.</w:t>
-      </w:r>
-    </w:p>
-    <w:p>
-      <w:pPr>
-        <w:spacing w:line="240" w:lineRule="auto"/>
-        <w:ind w:firstLine="0"/>
-        <w:jc w:val="left"/>
-        <w:rPr>
-          <w:rFonts w:asciiTheme="minorHAnsi" w:hAnsiTheme="minorHAnsi"/>
-          <w:sz w:val="24"/>
-          <w:szCs w:val="18"/>
-          <w:lang w:val="ru-RU"/>
         </w:rPr>
       </w:pPr>
     </w:p>
@@ -4283,7 +3380,6 @@
           <w:rFonts w:asciiTheme="minorHAnsi" w:hAnsiTheme="minorHAnsi"/>
           <w:sz w:val="24"/>
           <w:szCs w:val="18"/>
-          <w:lang w:val="ru-RU"/>
         </w:rPr>
       </w:pPr>
       <w:r>
@@ -4304,7 +3400,6 @@
           <w:rFonts w:asciiTheme="minorHAnsi" w:hAnsiTheme="minorHAnsi"/>
           <w:sz w:val="24"/>
           <w:szCs w:val="18"/>
-          <w:lang w:val="ru-RU"/>
         </w:rPr>
       </w:pPr>
     </w:p>
@@ -4357,6 +3452,7 @@
       <w:r>
         <w:rPr>
           <w:rFonts w:asciiTheme="minorHAnsi" w:hAnsiTheme="minorHAnsi"/>
+          <w:noProof/>
         </w:rPr>
         <w:lastRenderedPageBreak/>
         <w:drawing>
@@ -4375,7 +3471,7 @@
                     <pic:cNvPicPr/>
                   </pic:nvPicPr>
                   <pic:blipFill>
-                    <a:blip r:embed="rId9"/>
+                    <a:blip r:embed="rId10"/>
                     <a:stretch>
                       <a:fillRect/>
                     </a:stretch>
@@ -4473,6 +3569,7 @@
       <w:r>
         <w:rPr>
           <w:rFonts w:asciiTheme="minorHAnsi" w:hAnsiTheme="minorHAnsi"/>
+          <w:noProof/>
         </w:rPr>
         <w:drawing>
           <wp:inline distT="0" distB="0" distL="0" distR="0" wp14:anchorId="1D2888A8" wp14:editId="0E6860E1">
@@ -4490,7 +3587,7 @@
                     <pic:cNvPicPr/>
                   </pic:nvPicPr>
                   <pic:blipFill>
-                    <a:blip r:embed="rId10"/>
+                    <a:blip r:embed="rId11"/>
                     <a:stretch>
                       <a:fillRect/>
                     </a:stretch>
@@ -4518,7 +3615,6 @@
         <w:jc w:val="left"/>
         <w:rPr>
           <w:rFonts w:asciiTheme="minorHAnsi" w:hAnsiTheme="minorHAnsi"/>
-          <w:lang w:val="ru-RU"/>
         </w:rPr>
       </w:pPr>
       <w:r>
@@ -4537,7 +3633,6 @@
           <w:rFonts w:asciiTheme="minorHAnsi" w:hAnsiTheme="minorHAnsi"/>
           <w:i w:val="0"/>
           <w:iCs/>
-          <w:lang w:val="ru-RU"/>
         </w:rPr>
       </w:pPr>
     </w:p>
@@ -4555,23 +3650,7 @@
           <w:rFonts w:asciiTheme="minorHAnsi" w:hAnsiTheme="minorHAnsi"/>
           <w:szCs w:val="28"/>
         </w:rPr>
-        <w:t xml:space="preserve">3.3 </w:t>
-      </w:r>
-      <w:proofErr w:type="spellStart"/>
-      <w:r>
-        <w:rPr>
-          <w:rFonts w:asciiTheme="minorHAnsi" w:hAnsiTheme="minorHAnsi"/>
-          <w:szCs w:val="28"/>
-        </w:rPr>
-        <w:t>ESLint</w:t>
-      </w:r>
-      <w:proofErr w:type="spellEnd"/>
-      <w:r>
-        <w:rPr>
-          <w:rFonts w:asciiTheme="minorHAnsi" w:hAnsiTheme="minorHAnsi"/>
-          <w:szCs w:val="28"/>
-        </w:rPr>
-        <w:t xml:space="preserve"> edge-case demonstration</w:t>
+        <w:t>3.3 ESLint edge-case demonstration</w:t>
       </w:r>
     </w:p>
     <w:p>
@@ -4763,6 +3842,7 @@
       <w:r>
         <w:rPr>
           <w:rFonts w:asciiTheme="minorHAnsi" w:hAnsiTheme="minorHAnsi"/>
+          <w:noProof/>
         </w:rPr>
         <w:lastRenderedPageBreak/>
         <w:drawing>
@@ -4781,7 +3861,7 @@
                     <pic:cNvPicPr/>
                   </pic:nvPicPr>
                   <pic:blipFill>
-                    <a:blip r:embed="rId11"/>
+                    <a:blip r:embed="rId12"/>
                     <a:stretch>
                       <a:fillRect/>
                     </a:stretch>
@@ -4821,21 +3901,7 @@
         <w:rPr>
           <w:rFonts w:asciiTheme="minorHAnsi" w:hAnsiTheme="minorHAnsi"/>
         </w:rPr>
-        <w:t xml:space="preserve">Figure 3 — </w:t>
-      </w:r>
-      <w:proofErr w:type="spellStart"/>
-      <w:r>
-        <w:rPr>
-          <w:rFonts w:asciiTheme="minorHAnsi" w:hAnsiTheme="minorHAnsi"/>
-        </w:rPr>
-        <w:t>ESLint</w:t>
-      </w:r>
-      <w:proofErr w:type="spellEnd"/>
-      <w:r>
-        <w:rPr>
-          <w:rFonts w:asciiTheme="minorHAnsi" w:hAnsiTheme="minorHAnsi"/>
-        </w:rPr>
-        <w:t xml:space="preserve"> detects intentional code-quality violations</w:t>
+        <w:t>Figure 3 — ESLint detects intentional code-quality violations</w:t>
       </w:r>
     </w:p>
     <w:p>
@@ -4884,25 +3950,7 @@
           <w:sz w:val="24"/>
           <w:szCs w:val="18"/>
         </w:rPr>
-        <w:t xml:space="preserve">The command npm run </w:t>
-      </w:r>
-      <w:proofErr w:type="gramStart"/>
-      <w:r>
-        <w:rPr>
-          <w:rFonts w:asciiTheme="minorHAnsi" w:hAnsiTheme="minorHAnsi"/>
-          <w:sz w:val="24"/>
-          <w:szCs w:val="18"/>
-        </w:rPr>
-        <w:t>lint:fix</w:t>
-      </w:r>
-      <w:proofErr w:type="gramEnd"/>
-      <w:r>
-        <w:rPr>
-          <w:rFonts w:asciiTheme="minorHAnsi" w:hAnsiTheme="minorHAnsi"/>
-          <w:sz w:val="24"/>
-          <w:szCs w:val="18"/>
-        </w:rPr>
-        <w:t xml:space="preserve"> is then used to apply safe automatic fixes. Any remaining violations are corrected manually. The source code is checked again with npm run lint. The second run must complete successfully, demonstrating the detect–fix–verify workflow.</w:t>
+        <w:t>The command npm run lint:fix is then used to apply safe automatic fixes. Any remaining violations are corrected manually. The source code is checked again with npm run lint. The second run must complete successfully, demonstrating the detect–fix–verify workflow.</w:t>
       </w:r>
     </w:p>
     <w:p>
@@ -4917,6 +3965,7 @@
       <w:r>
         <w:rPr>
           <w:rFonts w:asciiTheme="minorHAnsi" w:hAnsiTheme="minorHAnsi"/>
+          <w:noProof/>
         </w:rPr>
         <w:drawing>
           <wp:inline distT="0" distB="0" distL="0" distR="0" wp14:anchorId="5D98EE16" wp14:editId="4EF299A8">
@@ -4934,7 +3983,7 @@
                     <pic:cNvPicPr/>
                   </pic:nvPicPr>
                   <pic:blipFill>
-                    <a:blip r:embed="rId12"/>
+                    <a:blip r:embed="rId13"/>
                     <a:stretch>
                       <a:fillRect/>
                     </a:stretch>
@@ -4974,21 +4023,7 @@
         <w:rPr>
           <w:rFonts w:asciiTheme="minorHAnsi" w:hAnsiTheme="minorHAnsi"/>
         </w:rPr>
-        <w:t xml:space="preserve">Figure 4 — Successful </w:t>
-      </w:r>
-      <w:proofErr w:type="spellStart"/>
-      <w:r>
-        <w:rPr>
-          <w:rFonts w:asciiTheme="minorHAnsi" w:hAnsiTheme="minorHAnsi"/>
-        </w:rPr>
-        <w:t>ESLint</w:t>
-      </w:r>
-      <w:proofErr w:type="spellEnd"/>
-      <w:r>
-        <w:rPr>
-          <w:rFonts w:asciiTheme="minorHAnsi" w:hAnsiTheme="minorHAnsi"/>
-        </w:rPr>
-        <w:t xml:space="preserve"> verification after correction</w:t>
+        <w:t>Figure 4 — Successful ESLint verification after correction</w:t>
       </w:r>
     </w:p>
     <w:p>
@@ -5148,6 +4183,7 @@
       <w:r>
         <w:rPr>
           <w:rFonts w:asciiTheme="minorHAnsi" w:hAnsiTheme="minorHAnsi"/>
+          <w:noProof/>
           <w:lang w:val="ru-RU"/>
         </w:rPr>
         <w:lastRenderedPageBreak/>
@@ -5167,7 +4203,7 @@
                     <pic:cNvPicPr/>
                   </pic:nvPicPr>
                   <pic:blipFill>
-                    <a:blip r:embed="rId13"/>
+                    <a:blip r:embed="rId14"/>
                     <a:stretch>
                       <a:fillRect/>
                     </a:stretch>
@@ -5205,6 +4241,7 @@
           <w:rFonts w:asciiTheme="minorHAnsi" w:hAnsiTheme="minorHAnsi"/>
           <w:i w:val="0"/>
           <w:iCs/>
+          <w:noProof/>
           <w:lang w:val="ru-RU"/>
         </w:rPr>
         <w:drawing>
@@ -5223,7 +4260,7 @@
                     <pic:cNvPicPr/>
                   </pic:nvPicPr>
                   <pic:blipFill>
-                    <a:blip r:embed="rId14"/>
+                    <a:blip r:embed="rId15"/>
                     <a:stretch>
                       <a:fillRect/>
                     </a:stretch>
@@ -5285,7 +4322,6 @@
           <w:rFonts w:asciiTheme="minorHAnsi" w:hAnsiTheme="minorHAnsi"/>
           <w:sz w:val="28"/>
           <w:szCs w:val="24"/>
-          <w:lang w:val="ru-RU"/>
         </w:rPr>
         <w:t xml:space="preserve">4. </w:t>
       </w:r>
@@ -5317,29 +4353,34 @@
           <w:szCs w:val="20"/>
           <w:lang w:val="ru-BY"/>
         </w:rPr>
-        <w:t xml:space="preserve">The </w:t>
+        <w:t>The project demonstrates the setup and configuration of ESLint for static analysis of a small JavaScript application. ESLint checks code quality using recommended and custom rules, while Prettier ensures consistent formatting.</w:t>
       </w:r>
-      <w:proofErr w:type="spellStart"/>
-      <w:r>
+    </w:p>
+    <w:p>
+      <w:pPr>
+        <w:spacing w:line="240" w:lineRule="auto"/>
+        <w:ind w:firstLine="0"/>
+        <w:jc w:val="left"/>
         <w:rPr>
           <w:rFonts w:asciiTheme="minorHAnsi" w:hAnsiTheme="minorHAnsi"/>
           <w:sz w:val="24"/>
           <w:szCs w:val="20"/>
           <w:lang w:val="ru-BY"/>
         </w:rPr>
-        <w:t>project</w:t>
-      </w:r>
-      <w:proofErr w:type="spellEnd"/>
-      <w:r>
+      </w:pPr>
+    </w:p>
+    <w:p>
+      <w:pPr>
+        <w:spacing w:line="240" w:lineRule="auto"/>
+        <w:ind w:firstLine="0"/>
+        <w:jc w:val="left"/>
         <w:rPr>
           <w:rFonts w:asciiTheme="minorHAnsi" w:hAnsiTheme="minorHAnsi"/>
           <w:sz w:val="24"/>
           <w:szCs w:val="20"/>
           <w:lang w:val="ru-BY"/>
         </w:rPr>
-        <w:t xml:space="preserve"> </w:t>
-      </w:r>
-      <w:proofErr w:type="spellStart"/>
+      </w:pPr>
       <w:r>
         <w:rPr>
           <w:rFonts w:asciiTheme="minorHAnsi" w:hAnsiTheme="minorHAnsi"/>
@@ -5347,19 +4388,32 @@
           <w:szCs w:val="20"/>
           <w:lang w:val="ru-BY"/>
         </w:rPr>
-        <w:t>demonstrates</w:t>
+        <w:t>The solution is tested in both normal and failure scenarios: successful checks are demonstrated first, then intentional linting and formatting issues are introduced, detected, and corrected.</w:t>
       </w:r>
-      <w:proofErr w:type="spellEnd"/>
-      <w:r>
+    </w:p>
+    <w:p>
+      <w:pPr>
+        <w:spacing w:line="240" w:lineRule="auto"/>
+        <w:ind w:firstLine="0"/>
+        <w:jc w:val="left"/>
         <w:rPr>
           <w:rFonts w:asciiTheme="minorHAnsi" w:hAnsiTheme="minorHAnsi"/>
           <w:sz w:val="24"/>
           <w:szCs w:val="20"/>
           <w:lang w:val="ru-BY"/>
         </w:rPr>
-        <w:t xml:space="preserve"> </w:t>
-      </w:r>
-      <w:proofErr w:type="spellStart"/>
+      </w:pPr>
+    </w:p>
+    <w:p>
+      <w:pPr>
+        <w:spacing w:line="240" w:lineRule="auto"/>
+        <w:ind w:firstLine="0"/>
+        <w:jc w:val="left"/>
+        <w:rPr>
+          <w:rFonts w:asciiTheme="minorHAnsi" w:hAnsiTheme="minorHAnsi"/>
+          <w:lang w:val="ru-BY"/>
+        </w:rPr>
+      </w:pPr>
       <w:r>
         <w:rPr>
           <w:rFonts w:asciiTheme="minorHAnsi" w:hAnsiTheme="minorHAnsi"/>
@@ -5367,1805 +4421,7 @@
           <w:szCs w:val="20"/>
           <w:lang w:val="ru-BY"/>
         </w:rPr>
-        <w:t>the</w:t>
-      </w:r>
-      <w:proofErr w:type="spellEnd"/>
-      <w:r>
-        <w:rPr>
-          <w:rFonts w:asciiTheme="minorHAnsi" w:hAnsiTheme="minorHAnsi"/>
-          <w:sz w:val="24"/>
-          <w:szCs w:val="20"/>
-          <w:lang w:val="ru-BY"/>
-        </w:rPr>
-        <w:t xml:space="preserve"> </w:t>
-      </w:r>
-      <w:proofErr w:type="spellStart"/>
-      <w:r>
-        <w:rPr>
-          <w:rFonts w:asciiTheme="minorHAnsi" w:hAnsiTheme="minorHAnsi"/>
-          <w:sz w:val="24"/>
-          <w:szCs w:val="20"/>
-          <w:lang w:val="ru-BY"/>
-        </w:rPr>
-        <w:t>setup</w:t>
-      </w:r>
-      <w:proofErr w:type="spellEnd"/>
-      <w:r>
-        <w:rPr>
-          <w:rFonts w:asciiTheme="minorHAnsi" w:hAnsiTheme="minorHAnsi"/>
-          <w:sz w:val="24"/>
-          <w:szCs w:val="20"/>
-          <w:lang w:val="ru-BY"/>
-        </w:rPr>
-        <w:t xml:space="preserve"> </w:t>
-      </w:r>
-      <w:proofErr w:type="spellStart"/>
-      <w:r>
-        <w:rPr>
-          <w:rFonts w:asciiTheme="minorHAnsi" w:hAnsiTheme="minorHAnsi"/>
-          <w:sz w:val="24"/>
-          <w:szCs w:val="20"/>
-          <w:lang w:val="ru-BY"/>
-        </w:rPr>
-        <w:t>and</w:t>
-      </w:r>
-      <w:proofErr w:type="spellEnd"/>
-      <w:r>
-        <w:rPr>
-          <w:rFonts w:asciiTheme="minorHAnsi" w:hAnsiTheme="minorHAnsi"/>
-          <w:sz w:val="24"/>
-          <w:szCs w:val="20"/>
-          <w:lang w:val="ru-BY"/>
-        </w:rPr>
-        <w:t xml:space="preserve"> </w:t>
-      </w:r>
-      <w:proofErr w:type="spellStart"/>
-      <w:r>
-        <w:rPr>
-          <w:rFonts w:asciiTheme="minorHAnsi" w:hAnsiTheme="minorHAnsi"/>
-          <w:sz w:val="24"/>
-          <w:szCs w:val="20"/>
-          <w:lang w:val="ru-BY"/>
-        </w:rPr>
-        <w:t>configuration</w:t>
-      </w:r>
-      <w:proofErr w:type="spellEnd"/>
-      <w:r>
-        <w:rPr>
-          <w:rFonts w:asciiTheme="minorHAnsi" w:hAnsiTheme="minorHAnsi"/>
-          <w:sz w:val="24"/>
-          <w:szCs w:val="20"/>
-          <w:lang w:val="ru-BY"/>
-        </w:rPr>
-        <w:t xml:space="preserve"> </w:t>
-      </w:r>
-      <w:proofErr w:type="spellStart"/>
-      <w:r>
-        <w:rPr>
-          <w:rFonts w:asciiTheme="minorHAnsi" w:hAnsiTheme="minorHAnsi"/>
-          <w:sz w:val="24"/>
-          <w:szCs w:val="20"/>
-          <w:lang w:val="ru-BY"/>
-        </w:rPr>
-        <w:t>of</w:t>
-      </w:r>
-      <w:proofErr w:type="spellEnd"/>
-      <w:r>
-        <w:rPr>
-          <w:rFonts w:asciiTheme="minorHAnsi" w:hAnsiTheme="minorHAnsi"/>
-          <w:sz w:val="24"/>
-          <w:szCs w:val="20"/>
-          <w:lang w:val="ru-BY"/>
-        </w:rPr>
-        <w:t xml:space="preserve"> </w:t>
-      </w:r>
-      <w:proofErr w:type="spellStart"/>
-      <w:r>
-        <w:rPr>
-          <w:rFonts w:asciiTheme="minorHAnsi" w:hAnsiTheme="minorHAnsi"/>
-          <w:sz w:val="24"/>
-          <w:szCs w:val="20"/>
-          <w:lang w:val="ru-BY"/>
-        </w:rPr>
-        <w:t>ESLint</w:t>
-      </w:r>
-      <w:proofErr w:type="spellEnd"/>
-      <w:r>
-        <w:rPr>
-          <w:rFonts w:asciiTheme="minorHAnsi" w:hAnsiTheme="minorHAnsi"/>
-          <w:sz w:val="24"/>
-          <w:szCs w:val="20"/>
-          <w:lang w:val="ru-BY"/>
-        </w:rPr>
-        <w:t xml:space="preserve"> </w:t>
-      </w:r>
-      <w:proofErr w:type="spellStart"/>
-      <w:r>
-        <w:rPr>
-          <w:rFonts w:asciiTheme="minorHAnsi" w:hAnsiTheme="minorHAnsi"/>
-          <w:sz w:val="24"/>
-          <w:szCs w:val="20"/>
-          <w:lang w:val="ru-BY"/>
-        </w:rPr>
-        <w:t>for</w:t>
-      </w:r>
-      <w:proofErr w:type="spellEnd"/>
-      <w:r>
-        <w:rPr>
-          <w:rFonts w:asciiTheme="minorHAnsi" w:hAnsiTheme="minorHAnsi"/>
-          <w:sz w:val="24"/>
-          <w:szCs w:val="20"/>
-          <w:lang w:val="ru-BY"/>
-        </w:rPr>
-        <w:t xml:space="preserve"> </w:t>
-      </w:r>
-      <w:proofErr w:type="spellStart"/>
-      <w:r>
-        <w:rPr>
-          <w:rFonts w:asciiTheme="minorHAnsi" w:hAnsiTheme="minorHAnsi"/>
-          <w:sz w:val="24"/>
-          <w:szCs w:val="20"/>
-          <w:lang w:val="ru-BY"/>
-        </w:rPr>
-        <w:t>static</w:t>
-      </w:r>
-      <w:proofErr w:type="spellEnd"/>
-      <w:r>
-        <w:rPr>
-          <w:rFonts w:asciiTheme="minorHAnsi" w:hAnsiTheme="minorHAnsi"/>
-          <w:sz w:val="24"/>
-          <w:szCs w:val="20"/>
-          <w:lang w:val="ru-BY"/>
-        </w:rPr>
-        <w:t xml:space="preserve"> </w:t>
-      </w:r>
-      <w:proofErr w:type="spellStart"/>
-      <w:r>
-        <w:rPr>
-          <w:rFonts w:asciiTheme="minorHAnsi" w:hAnsiTheme="minorHAnsi"/>
-          <w:sz w:val="24"/>
-          <w:szCs w:val="20"/>
-          <w:lang w:val="ru-BY"/>
-        </w:rPr>
-        <w:t>analysis</w:t>
-      </w:r>
-      <w:proofErr w:type="spellEnd"/>
-      <w:r>
-        <w:rPr>
-          <w:rFonts w:asciiTheme="minorHAnsi" w:hAnsiTheme="minorHAnsi"/>
-          <w:sz w:val="24"/>
-          <w:szCs w:val="20"/>
-          <w:lang w:val="ru-BY"/>
-        </w:rPr>
-        <w:t xml:space="preserve"> </w:t>
-      </w:r>
-      <w:proofErr w:type="spellStart"/>
-      <w:r>
-        <w:rPr>
-          <w:rFonts w:asciiTheme="minorHAnsi" w:hAnsiTheme="minorHAnsi"/>
-          <w:sz w:val="24"/>
-          <w:szCs w:val="20"/>
-          <w:lang w:val="ru-BY"/>
-        </w:rPr>
-        <w:t>of</w:t>
-      </w:r>
-      <w:proofErr w:type="spellEnd"/>
-      <w:r>
-        <w:rPr>
-          <w:rFonts w:asciiTheme="minorHAnsi" w:hAnsiTheme="minorHAnsi"/>
-          <w:sz w:val="24"/>
-          <w:szCs w:val="20"/>
-          <w:lang w:val="ru-BY"/>
-        </w:rPr>
-        <w:t xml:space="preserve"> a </w:t>
-      </w:r>
-      <w:proofErr w:type="spellStart"/>
-      <w:r>
-        <w:rPr>
-          <w:rFonts w:asciiTheme="minorHAnsi" w:hAnsiTheme="minorHAnsi"/>
-          <w:sz w:val="24"/>
-          <w:szCs w:val="20"/>
-          <w:lang w:val="ru-BY"/>
-        </w:rPr>
-        <w:t>small</w:t>
-      </w:r>
-      <w:proofErr w:type="spellEnd"/>
-      <w:r>
-        <w:rPr>
-          <w:rFonts w:asciiTheme="minorHAnsi" w:hAnsiTheme="minorHAnsi"/>
-          <w:sz w:val="24"/>
-          <w:szCs w:val="20"/>
-          <w:lang w:val="ru-BY"/>
-        </w:rPr>
-        <w:t xml:space="preserve"> JavaScript </w:t>
-      </w:r>
-      <w:proofErr w:type="spellStart"/>
-      <w:r>
-        <w:rPr>
-          <w:rFonts w:asciiTheme="minorHAnsi" w:hAnsiTheme="minorHAnsi"/>
-          <w:sz w:val="24"/>
-          <w:szCs w:val="20"/>
-          <w:lang w:val="ru-BY"/>
-        </w:rPr>
-        <w:t>application</w:t>
-      </w:r>
-      <w:proofErr w:type="spellEnd"/>
-      <w:r>
-        <w:rPr>
-          <w:rFonts w:asciiTheme="minorHAnsi" w:hAnsiTheme="minorHAnsi"/>
-          <w:sz w:val="24"/>
-          <w:szCs w:val="20"/>
-          <w:lang w:val="ru-BY"/>
-        </w:rPr>
-        <w:t xml:space="preserve">. </w:t>
-      </w:r>
-      <w:proofErr w:type="spellStart"/>
-      <w:r>
-        <w:rPr>
-          <w:rFonts w:asciiTheme="minorHAnsi" w:hAnsiTheme="minorHAnsi"/>
-          <w:sz w:val="24"/>
-          <w:szCs w:val="20"/>
-          <w:lang w:val="ru-BY"/>
-        </w:rPr>
-        <w:t>ESLint</w:t>
-      </w:r>
-      <w:proofErr w:type="spellEnd"/>
-      <w:r>
-        <w:rPr>
-          <w:rFonts w:asciiTheme="minorHAnsi" w:hAnsiTheme="minorHAnsi"/>
-          <w:sz w:val="24"/>
-          <w:szCs w:val="20"/>
-          <w:lang w:val="ru-BY"/>
-        </w:rPr>
-        <w:t xml:space="preserve"> </w:t>
-      </w:r>
-      <w:proofErr w:type="spellStart"/>
-      <w:r>
-        <w:rPr>
-          <w:rFonts w:asciiTheme="minorHAnsi" w:hAnsiTheme="minorHAnsi"/>
-          <w:sz w:val="24"/>
-          <w:szCs w:val="20"/>
-          <w:lang w:val="ru-BY"/>
-        </w:rPr>
-        <w:t>checks</w:t>
-      </w:r>
-      <w:proofErr w:type="spellEnd"/>
-      <w:r>
-        <w:rPr>
-          <w:rFonts w:asciiTheme="minorHAnsi" w:hAnsiTheme="minorHAnsi"/>
-          <w:sz w:val="24"/>
-          <w:szCs w:val="20"/>
-          <w:lang w:val="ru-BY"/>
-        </w:rPr>
-        <w:t xml:space="preserve"> </w:t>
-      </w:r>
-      <w:proofErr w:type="spellStart"/>
-      <w:r>
-        <w:rPr>
-          <w:rFonts w:asciiTheme="minorHAnsi" w:hAnsiTheme="minorHAnsi"/>
-          <w:sz w:val="24"/>
-          <w:szCs w:val="20"/>
-          <w:lang w:val="ru-BY"/>
-        </w:rPr>
-        <w:t>code</w:t>
-      </w:r>
-      <w:proofErr w:type="spellEnd"/>
-      <w:r>
-        <w:rPr>
-          <w:rFonts w:asciiTheme="minorHAnsi" w:hAnsiTheme="minorHAnsi"/>
-          <w:sz w:val="24"/>
-          <w:szCs w:val="20"/>
-          <w:lang w:val="ru-BY"/>
-        </w:rPr>
-        <w:t xml:space="preserve"> </w:t>
-      </w:r>
-      <w:proofErr w:type="spellStart"/>
-      <w:r>
-        <w:rPr>
-          <w:rFonts w:asciiTheme="minorHAnsi" w:hAnsiTheme="minorHAnsi"/>
-          <w:sz w:val="24"/>
-          <w:szCs w:val="20"/>
-          <w:lang w:val="ru-BY"/>
-        </w:rPr>
-        <w:t>quality</w:t>
-      </w:r>
-      <w:proofErr w:type="spellEnd"/>
-      <w:r>
-        <w:rPr>
-          <w:rFonts w:asciiTheme="minorHAnsi" w:hAnsiTheme="minorHAnsi"/>
-          <w:sz w:val="24"/>
-          <w:szCs w:val="20"/>
-          <w:lang w:val="ru-BY"/>
-        </w:rPr>
-        <w:t xml:space="preserve"> </w:t>
-      </w:r>
-      <w:proofErr w:type="spellStart"/>
-      <w:r>
-        <w:rPr>
-          <w:rFonts w:asciiTheme="minorHAnsi" w:hAnsiTheme="minorHAnsi"/>
-          <w:sz w:val="24"/>
-          <w:szCs w:val="20"/>
-          <w:lang w:val="ru-BY"/>
-        </w:rPr>
-        <w:t>using</w:t>
-      </w:r>
-      <w:proofErr w:type="spellEnd"/>
-      <w:r>
-        <w:rPr>
-          <w:rFonts w:asciiTheme="minorHAnsi" w:hAnsiTheme="minorHAnsi"/>
-          <w:sz w:val="24"/>
-          <w:szCs w:val="20"/>
-          <w:lang w:val="ru-BY"/>
-        </w:rPr>
-        <w:t xml:space="preserve"> </w:t>
-      </w:r>
-      <w:proofErr w:type="spellStart"/>
-      <w:r>
-        <w:rPr>
-          <w:rFonts w:asciiTheme="minorHAnsi" w:hAnsiTheme="minorHAnsi"/>
-          <w:sz w:val="24"/>
-          <w:szCs w:val="20"/>
-          <w:lang w:val="ru-BY"/>
-        </w:rPr>
-        <w:t>recommended</w:t>
-      </w:r>
-      <w:proofErr w:type="spellEnd"/>
-      <w:r>
-        <w:rPr>
-          <w:rFonts w:asciiTheme="minorHAnsi" w:hAnsiTheme="minorHAnsi"/>
-          <w:sz w:val="24"/>
-          <w:szCs w:val="20"/>
-          <w:lang w:val="ru-BY"/>
-        </w:rPr>
-        <w:t xml:space="preserve"> </w:t>
-      </w:r>
-      <w:proofErr w:type="spellStart"/>
-      <w:r>
-        <w:rPr>
-          <w:rFonts w:asciiTheme="minorHAnsi" w:hAnsiTheme="minorHAnsi"/>
-          <w:sz w:val="24"/>
-          <w:szCs w:val="20"/>
-          <w:lang w:val="ru-BY"/>
-        </w:rPr>
-        <w:t>and</w:t>
-      </w:r>
-      <w:proofErr w:type="spellEnd"/>
-      <w:r>
-        <w:rPr>
-          <w:rFonts w:asciiTheme="minorHAnsi" w:hAnsiTheme="minorHAnsi"/>
-          <w:sz w:val="24"/>
-          <w:szCs w:val="20"/>
-          <w:lang w:val="ru-BY"/>
-        </w:rPr>
-        <w:t xml:space="preserve"> </w:t>
-      </w:r>
-      <w:proofErr w:type="spellStart"/>
-      <w:r>
-        <w:rPr>
-          <w:rFonts w:asciiTheme="minorHAnsi" w:hAnsiTheme="minorHAnsi"/>
-          <w:sz w:val="24"/>
-          <w:szCs w:val="20"/>
-          <w:lang w:val="ru-BY"/>
-        </w:rPr>
-        <w:t>custom</w:t>
-      </w:r>
-      <w:proofErr w:type="spellEnd"/>
-      <w:r>
-        <w:rPr>
-          <w:rFonts w:asciiTheme="minorHAnsi" w:hAnsiTheme="minorHAnsi"/>
-          <w:sz w:val="24"/>
-          <w:szCs w:val="20"/>
-          <w:lang w:val="ru-BY"/>
-        </w:rPr>
-        <w:t xml:space="preserve"> </w:t>
-      </w:r>
-      <w:proofErr w:type="spellStart"/>
-      <w:r>
-        <w:rPr>
-          <w:rFonts w:asciiTheme="minorHAnsi" w:hAnsiTheme="minorHAnsi"/>
-          <w:sz w:val="24"/>
-          <w:szCs w:val="20"/>
-          <w:lang w:val="ru-BY"/>
-        </w:rPr>
-        <w:t>rules</w:t>
-      </w:r>
-      <w:proofErr w:type="spellEnd"/>
-      <w:r>
-        <w:rPr>
-          <w:rFonts w:asciiTheme="minorHAnsi" w:hAnsiTheme="minorHAnsi"/>
-          <w:sz w:val="24"/>
-          <w:szCs w:val="20"/>
-          <w:lang w:val="ru-BY"/>
-        </w:rPr>
-        <w:t xml:space="preserve">, </w:t>
-      </w:r>
-      <w:proofErr w:type="spellStart"/>
-      <w:r>
-        <w:rPr>
-          <w:rFonts w:asciiTheme="minorHAnsi" w:hAnsiTheme="minorHAnsi"/>
-          <w:sz w:val="24"/>
-          <w:szCs w:val="20"/>
-          <w:lang w:val="ru-BY"/>
-        </w:rPr>
-        <w:t>while</w:t>
-      </w:r>
-      <w:proofErr w:type="spellEnd"/>
-      <w:r>
-        <w:rPr>
-          <w:rFonts w:asciiTheme="minorHAnsi" w:hAnsiTheme="minorHAnsi"/>
-          <w:sz w:val="24"/>
-          <w:szCs w:val="20"/>
-          <w:lang w:val="ru-BY"/>
-        </w:rPr>
-        <w:t xml:space="preserve"> </w:t>
-      </w:r>
-      <w:proofErr w:type="spellStart"/>
-      <w:r>
-        <w:rPr>
-          <w:rFonts w:asciiTheme="minorHAnsi" w:hAnsiTheme="minorHAnsi"/>
-          <w:sz w:val="24"/>
-          <w:szCs w:val="20"/>
-          <w:lang w:val="ru-BY"/>
-        </w:rPr>
-        <w:t>Prettier</w:t>
-      </w:r>
-      <w:proofErr w:type="spellEnd"/>
-      <w:r>
-        <w:rPr>
-          <w:rFonts w:asciiTheme="minorHAnsi" w:hAnsiTheme="minorHAnsi"/>
-          <w:sz w:val="24"/>
-          <w:szCs w:val="20"/>
-          <w:lang w:val="ru-BY"/>
-        </w:rPr>
-        <w:t xml:space="preserve"> </w:t>
-      </w:r>
-      <w:proofErr w:type="spellStart"/>
-      <w:r>
-        <w:rPr>
-          <w:rFonts w:asciiTheme="minorHAnsi" w:hAnsiTheme="minorHAnsi"/>
-          <w:sz w:val="24"/>
-          <w:szCs w:val="20"/>
-          <w:lang w:val="ru-BY"/>
-        </w:rPr>
-        <w:t>ensures</w:t>
-      </w:r>
-      <w:proofErr w:type="spellEnd"/>
-      <w:r>
-        <w:rPr>
-          <w:rFonts w:asciiTheme="minorHAnsi" w:hAnsiTheme="minorHAnsi"/>
-          <w:sz w:val="24"/>
-          <w:szCs w:val="20"/>
-          <w:lang w:val="ru-BY"/>
-        </w:rPr>
-        <w:t xml:space="preserve"> </w:t>
-      </w:r>
-      <w:proofErr w:type="spellStart"/>
-      <w:r>
-        <w:rPr>
-          <w:rFonts w:asciiTheme="minorHAnsi" w:hAnsiTheme="minorHAnsi"/>
-          <w:sz w:val="24"/>
-          <w:szCs w:val="20"/>
-          <w:lang w:val="ru-BY"/>
-        </w:rPr>
-        <w:t>consistent</w:t>
-      </w:r>
-      <w:proofErr w:type="spellEnd"/>
-      <w:r>
-        <w:rPr>
-          <w:rFonts w:asciiTheme="minorHAnsi" w:hAnsiTheme="minorHAnsi"/>
-          <w:sz w:val="24"/>
-          <w:szCs w:val="20"/>
-          <w:lang w:val="ru-BY"/>
-        </w:rPr>
-        <w:t xml:space="preserve"> </w:t>
-      </w:r>
-      <w:proofErr w:type="spellStart"/>
-      <w:r>
-        <w:rPr>
-          <w:rFonts w:asciiTheme="minorHAnsi" w:hAnsiTheme="minorHAnsi"/>
-          <w:sz w:val="24"/>
-          <w:szCs w:val="20"/>
-          <w:lang w:val="ru-BY"/>
-        </w:rPr>
-        <w:t>formatting</w:t>
-      </w:r>
-      <w:proofErr w:type="spellEnd"/>
-      <w:r>
-        <w:rPr>
-          <w:rFonts w:asciiTheme="minorHAnsi" w:hAnsiTheme="minorHAnsi"/>
-          <w:sz w:val="24"/>
-          <w:szCs w:val="20"/>
-          <w:lang w:val="ru-BY"/>
-        </w:rPr>
-        <w:t>.</w:t>
-      </w:r>
-    </w:p>
-    <w:p>
-      <w:pPr>
-        <w:spacing w:line="240" w:lineRule="auto"/>
-        <w:ind w:firstLine="0"/>
-        <w:jc w:val="left"/>
-        <w:rPr>
-          <w:rFonts w:asciiTheme="minorHAnsi" w:hAnsiTheme="minorHAnsi"/>
-          <w:sz w:val="24"/>
-          <w:szCs w:val="20"/>
-          <w:lang w:val="ru-BY"/>
-        </w:rPr>
-      </w:pPr>
-    </w:p>
-    <w:p>
-      <w:pPr>
-        <w:spacing w:line="240" w:lineRule="auto"/>
-        <w:ind w:firstLine="0"/>
-        <w:jc w:val="left"/>
-        <w:rPr>
-          <w:rFonts w:asciiTheme="minorHAnsi" w:hAnsiTheme="minorHAnsi"/>
-          <w:sz w:val="24"/>
-          <w:szCs w:val="20"/>
-          <w:lang w:val="ru-BY"/>
-        </w:rPr>
-      </w:pPr>
-      <w:r>
-        <w:rPr>
-          <w:rFonts w:asciiTheme="minorHAnsi" w:hAnsiTheme="minorHAnsi"/>
-          <w:sz w:val="24"/>
-          <w:szCs w:val="20"/>
-          <w:lang w:val="ru-BY"/>
-        </w:rPr>
-        <w:t xml:space="preserve">The </w:t>
-      </w:r>
-      <w:proofErr w:type="spellStart"/>
-      <w:r>
-        <w:rPr>
-          <w:rFonts w:asciiTheme="minorHAnsi" w:hAnsiTheme="minorHAnsi"/>
-          <w:sz w:val="24"/>
-          <w:szCs w:val="20"/>
-          <w:lang w:val="ru-BY"/>
-        </w:rPr>
-        <w:t>solution</w:t>
-      </w:r>
-      <w:proofErr w:type="spellEnd"/>
-      <w:r>
-        <w:rPr>
-          <w:rFonts w:asciiTheme="minorHAnsi" w:hAnsiTheme="minorHAnsi"/>
-          <w:sz w:val="24"/>
-          <w:szCs w:val="20"/>
-          <w:lang w:val="ru-BY"/>
-        </w:rPr>
-        <w:t xml:space="preserve"> </w:t>
-      </w:r>
-      <w:proofErr w:type="spellStart"/>
-      <w:r>
-        <w:rPr>
-          <w:rFonts w:asciiTheme="minorHAnsi" w:hAnsiTheme="minorHAnsi"/>
-          <w:sz w:val="24"/>
-          <w:szCs w:val="20"/>
-          <w:lang w:val="ru-BY"/>
-        </w:rPr>
-        <w:t>is</w:t>
-      </w:r>
-      <w:proofErr w:type="spellEnd"/>
-      <w:r>
-        <w:rPr>
-          <w:rFonts w:asciiTheme="minorHAnsi" w:hAnsiTheme="minorHAnsi"/>
-          <w:sz w:val="24"/>
-          <w:szCs w:val="20"/>
-          <w:lang w:val="ru-BY"/>
-        </w:rPr>
-        <w:t xml:space="preserve"> </w:t>
-      </w:r>
-      <w:proofErr w:type="spellStart"/>
-      <w:r>
-        <w:rPr>
-          <w:rFonts w:asciiTheme="minorHAnsi" w:hAnsiTheme="minorHAnsi"/>
-          <w:sz w:val="24"/>
-          <w:szCs w:val="20"/>
-          <w:lang w:val="ru-BY"/>
-        </w:rPr>
-        <w:t>tested</w:t>
-      </w:r>
-      <w:proofErr w:type="spellEnd"/>
-      <w:r>
-        <w:rPr>
-          <w:rFonts w:asciiTheme="minorHAnsi" w:hAnsiTheme="minorHAnsi"/>
-          <w:sz w:val="24"/>
-          <w:szCs w:val="20"/>
-          <w:lang w:val="ru-BY"/>
-        </w:rPr>
-        <w:t xml:space="preserve"> </w:t>
-      </w:r>
-      <w:proofErr w:type="spellStart"/>
-      <w:r>
-        <w:rPr>
-          <w:rFonts w:asciiTheme="minorHAnsi" w:hAnsiTheme="minorHAnsi"/>
-          <w:sz w:val="24"/>
-          <w:szCs w:val="20"/>
-          <w:lang w:val="ru-BY"/>
-        </w:rPr>
-        <w:t>in</w:t>
-      </w:r>
-      <w:proofErr w:type="spellEnd"/>
-      <w:r>
-        <w:rPr>
-          <w:rFonts w:asciiTheme="minorHAnsi" w:hAnsiTheme="minorHAnsi"/>
-          <w:sz w:val="24"/>
-          <w:szCs w:val="20"/>
-          <w:lang w:val="ru-BY"/>
-        </w:rPr>
-        <w:t xml:space="preserve"> </w:t>
-      </w:r>
-      <w:proofErr w:type="spellStart"/>
-      <w:r>
-        <w:rPr>
-          <w:rFonts w:asciiTheme="minorHAnsi" w:hAnsiTheme="minorHAnsi"/>
-          <w:sz w:val="24"/>
-          <w:szCs w:val="20"/>
-          <w:lang w:val="ru-BY"/>
-        </w:rPr>
-        <w:t>both</w:t>
-      </w:r>
-      <w:proofErr w:type="spellEnd"/>
-      <w:r>
-        <w:rPr>
-          <w:rFonts w:asciiTheme="minorHAnsi" w:hAnsiTheme="minorHAnsi"/>
-          <w:sz w:val="24"/>
-          <w:szCs w:val="20"/>
-          <w:lang w:val="ru-BY"/>
-        </w:rPr>
-        <w:t xml:space="preserve"> </w:t>
-      </w:r>
-      <w:proofErr w:type="spellStart"/>
-      <w:r>
-        <w:rPr>
-          <w:rFonts w:asciiTheme="minorHAnsi" w:hAnsiTheme="minorHAnsi"/>
-          <w:sz w:val="24"/>
-          <w:szCs w:val="20"/>
-          <w:lang w:val="ru-BY"/>
-        </w:rPr>
-        <w:t>normal</w:t>
-      </w:r>
-      <w:proofErr w:type="spellEnd"/>
-      <w:r>
-        <w:rPr>
-          <w:rFonts w:asciiTheme="minorHAnsi" w:hAnsiTheme="minorHAnsi"/>
-          <w:sz w:val="24"/>
-          <w:szCs w:val="20"/>
-          <w:lang w:val="ru-BY"/>
-        </w:rPr>
-        <w:t xml:space="preserve"> </w:t>
-      </w:r>
-      <w:proofErr w:type="spellStart"/>
-      <w:r>
-        <w:rPr>
-          <w:rFonts w:asciiTheme="minorHAnsi" w:hAnsiTheme="minorHAnsi"/>
-          <w:sz w:val="24"/>
-          <w:szCs w:val="20"/>
-          <w:lang w:val="ru-BY"/>
-        </w:rPr>
-        <w:t>and</w:t>
-      </w:r>
-      <w:proofErr w:type="spellEnd"/>
-      <w:r>
-        <w:rPr>
-          <w:rFonts w:asciiTheme="minorHAnsi" w:hAnsiTheme="minorHAnsi"/>
-          <w:sz w:val="24"/>
-          <w:szCs w:val="20"/>
-          <w:lang w:val="ru-BY"/>
-        </w:rPr>
-        <w:t xml:space="preserve"> </w:t>
-      </w:r>
-      <w:proofErr w:type="spellStart"/>
-      <w:r>
-        <w:rPr>
-          <w:rFonts w:asciiTheme="minorHAnsi" w:hAnsiTheme="minorHAnsi"/>
-          <w:sz w:val="24"/>
-          <w:szCs w:val="20"/>
-          <w:lang w:val="ru-BY"/>
-        </w:rPr>
-        <w:t>failure</w:t>
-      </w:r>
-      <w:proofErr w:type="spellEnd"/>
-      <w:r>
-        <w:rPr>
-          <w:rFonts w:asciiTheme="minorHAnsi" w:hAnsiTheme="minorHAnsi"/>
-          <w:sz w:val="24"/>
-          <w:szCs w:val="20"/>
-          <w:lang w:val="ru-BY"/>
-        </w:rPr>
-        <w:t xml:space="preserve"> </w:t>
-      </w:r>
-      <w:proofErr w:type="spellStart"/>
-      <w:r>
-        <w:rPr>
-          <w:rFonts w:asciiTheme="minorHAnsi" w:hAnsiTheme="minorHAnsi"/>
-          <w:sz w:val="24"/>
-          <w:szCs w:val="20"/>
-          <w:lang w:val="ru-BY"/>
-        </w:rPr>
-        <w:t>scenarios</w:t>
-      </w:r>
-      <w:proofErr w:type="spellEnd"/>
-      <w:r>
-        <w:rPr>
-          <w:rFonts w:asciiTheme="minorHAnsi" w:hAnsiTheme="minorHAnsi"/>
-          <w:sz w:val="24"/>
-          <w:szCs w:val="20"/>
-          <w:lang w:val="ru-BY"/>
-        </w:rPr>
-        <w:t xml:space="preserve">: </w:t>
-      </w:r>
-      <w:proofErr w:type="spellStart"/>
-      <w:r>
-        <w:rPr>
-          <w:rFonts w:asciiTheme="minorHAnsi" w:hAnsiTheme="minorHAnsi"/>
-          <w:sz w:val="24"/>
-          <w:szCs w:val="20"/>
-          <w:lang w:val="ru-BY"/>
-        </w:rPr>
-        <w:t>successful</w:t>
-      </w:r>
-      <w:proofErr w:type="spellEnd"/>
-      <w:r>
-        <w:rPr>
-          <w:rFonts w:asciiTheme="minorHAnsi" w:hAnsiTheme="minorHAnsi"/>
-          <w:sz w:val="24"/>
-          <w:szCs w:val="20"/>
-          <w:lang w:val="ru-BY"/>
-        </w:rPr>
-        <w:t xml:space="preserve"> </w:t>
-      </w:r>
-      <w:proofErr w:type="spellStart"/>
-      <w:r>
-        <w:rPr>
-          <w:rFonts w:asciiTheme="minorHAnsi" w:hAnsiTheme="minorHAnsi"/>
-          <w:sz w:val="24"/>
-          <w:szCs w:val="20"/>
-          <w:lang w:val="ru-BY"/>
-        </w:rPr>
-        <w:t>checks</w:t>
-      </w:r>
-      <w:proofErr w:type="spellEnd"/>
-      <w:r>
-        <w:rPr>
-          <w:rFonts w:asciiTheme="minorHAnsi" w:hAnsiTheme="minorHAnsi"/>
-          <w:sz w:val="24"/>
-          <w:szCs w:val="20"/>
-          <w:lang w:val="ru-BY"/>
-        </w:rPr>
-        <w:t xml:space="preserve"> </w:t>
-      </w:r>
-      <w:proofErr w:type="spellStart"/>
-      <w:r>
-        <w:rPr>
-          <w:rFonts w:asciiTheme="minorHAnsi" w:hAnsiTheme="minorHAnsi"/>
-          <w:sz w:val="24"/>
-          <w:szCs w:val="20"/>
-          <w:lang w:val="ru-BY"/>
-        </w:rPr>
-        <w:t>are</w:t>
-      </w:r>
-      <w:proofErr w:type="spellEnd"/>
-      <w:r>
-        <w:rPr>
-          <w:rFonts w:asciiTheme="minorHAnsi" w:hAnsiTheme="minorHAnsi"/>
-          <w:sz w:val="24"/>
-          <w:szCs w:val="20"/>
-          <w:lang w:val="ru-BY"/>
-        </w:rPr>
-        <w:t xml:space="preserve"> </w:t>
-      </w:r>
-      <w:proofErr w:type="spellStart"/>
-      <w:r>
-        <w:rPr>
-          <w:rFonts w:asciiTheme="minorHAnsi" w:hAnsiTheme="minorHAnsi"/>
-          <w:sz w:val="24"/>
-          <w:szCs w:val="20"/>
-          <w:lang w:val="ru-BY"/>
-        </w:rPr>
-        <w:t>demonstrated</w:t>
-      </w:r>
-      <w:proofErr w:type="spellEnd"/>
-      <w:r>
-        <w:rPr>
-          <w:rFonts w:asciiTheme="minorHAnsi" w:hAnsiTheme="minorHAnsi"/>
-          <w:sz w:val="24"/>
-          <w:szCs w:val="20"/>
-          <w:lang w:val="ru-BY"/>
-        </w:rPr>
-        <w:t xml:space="preserve"> </w:t>
-      </w:r>
-      <w:proofErr w:type="spellStart"/>
-      <w:r>
-        <w:rPr>
-          <w:rFonts w:asciiTheme="minorHAnsi" w:hAnsiTheme="minorHAnsi"/>
-          <w:sz w:val="24"/>
-          <w:szCs w:val="20"/>
-          <w:lang w:val="ru-BY"/>
-        </w:rPr>
-        <w:t>first</w:t>
-      </w:r>
-      <w:proofErr w:type="spellEnd"/>
-      <w:r>
-        <w:rPr>
-          <w:rFonts w:asciiTheme="minorHAnsi" w:hAnsiTheme="minorHAnsi"/>
-          <w:sz w:val="24"/>
-          <w:szCs w:val="20"/>
-          <w:lang w:val="ru-BY"/>
-        </w:rPr>
-        <w:t xml:space="preserve">, </w:t>
-      </w:r>
-      <w:proofErr w:type="spellStart"/>
-      <w:r>
-        <w:rPr>
-          <w:rFonts w:asciiTheme="minorHAnsi" w:hAnsiTheme="minorHAnsi"/>
-          <w:sz w:val="24"/>
-          <w:szCs w:val="20"/>
-          <w:lang w:val="ru-BY"/>
-        </w:rPr>
-        <w:t>then</w:t>
-      </w:r>
-      <w:proofErr w:type="spellEnd"/>
-      <w:r>
-        <w:rPr>
-          <w:rFonts w:asciiTheme="minorHAnsi" w:hAnsiTheme="minorHAnsi"/>
-          <w:sz w:val="24"/>
-          <w:szCs w:val="20"/>
-          <w:lang w:val="ru-BY"/>
-        </w:rPr>
-        <w:t xml:space="preserve"> </w:t>
-      </w:r>
-      <w:proofErr w:type="spellStart"/>
-      <w:r>
-        <w:rPr>
-          <w:rFonts w:asciiTheme="minorHAnsi" w:hAnsiTheme="minorHAnsi"/>
-          <w:sz w:val="24"/>
-          <w:szCs w:val="20"/>
-          <w:lang w:val="ru-BY"/>
-        </w:rPr>
-        <w:t>intentional</w:t>
-      </w:r>
-      <w:proofErr w:type="spellEnd"/>
-      <w:r>
-        <w:rPr>
-          <w:rFonts w:asciiTheme="minorHAnsi" w:hAnsiTheme="minorHAnsi"/>
-          <w:sz w:val="24"/>
-          <w:szCs w:val="20"/>
-          <w:lang w:val="ru-BY"/>
-        </w:rPr>
-        <w:t xml:space="preserve"> </w:t>
-      </w:r>
-      <w:proofErr w:type="spellStart"/>
-      <w:r>
-        <w:rPr>
-          <w:rFonts w:asciiTheme="minorHAnsi" w:hAnsiTheme="minorHAnsi"/>
-          <w:sz w:val="24"/>
-          <w:szCs w:val="20"/>
-          <w:lang w:val="ru-BY"/>
-        </w:rPr>
-        <w:t>linting</w:t>
-      </w:r>
-      <w:proofErr w:type="spellEnd"/>
-      <w:r>
-        <w:rPr>
-          <w:rFonts w:asciiTheme="minorHAnsi" w:hAnsiTheme="minorHAnsi"/>
-          <w:sz w:val="24"/>
-          <w:szCs w:val="20"/>
-          <w:lang w:val="ru-BY"/>
-        </w:rPr>
-        <w:t xml:space="preserve"> </w:t>
-      </w:r>
-      <w:proofErr w:type="spellStart"/>
-      <w:r>
-        <w:rPr>
-          <w:rFonts w:asciiTheme="minorHAnsi" w:hAnsiTheme="minorHAnsi"/>
-          <w:sz w:val="24"/>
-          <w:szCs w:val="20"/>
-          <w:lang w:val="ru-BY"/>
-        </w:rPr>
-        <w:t>and</w:t>
-      </w:r>
-      <w:proofErr w:type="spellEnd"/>
-      <w:r>
-        <w:rPr>
-          <w:rFonts w:asciiTheme="minorHAnsi" w:hAnsiTheme="minorHAnsi"/>
-          <w:sz w:val="24"/>
-          <w:szCs w:val="20"/>
-          <w:lang w:val="ru-BY"/>
-        </w:rPr>
-        <w:t xml:space="preserve"> </w:t>
-      </w:r>
-      <w:proofErr w:type="spellStart"/>
-      <w:r>
-        <w:rPr>
-          <w:rFonts w:asciiTheme="minorHAnsi" w:hAnsiTheme="minorHAnsi"/>
-          <w:sz w:val="24"/>
-          <w:szCs w:val="20"/>
-          <w:lang w:val="ru-BY"/>
-        </w:rPr>
-        <w:t>formatting</w:t>
-      </w:r>
-      <w:proofErr w:type="spellEnd"/>
-      <w:r>
-        <w:rPr>
-          <w:rFonts w:asciiTheme="minorHAnsi" w:hAnsiTheme="minorHAnsi"/>
-          <w:sz w:val="24"/>
-          <w:szCs w:val="20"/>
-          <w:lang w:val="ru-BY"/>
-        </w:rPr>
-        <w:t xml:space="preserve"> </w:t>
-      </w:r>
-      <w:proofErr w:type="spellStart"/>
-      <w:r>
-        <w:rPr>
-          <w:rFonts w:asciiTheme="minorHAnsi" w:hAnsiTheme="minorHAnsi"/>
-          <w:sz w:val="24"/>
-          <w:szCs w:val="20"/>
-          <w:lang w:val="ru-BY"/>
-        </w:rPr>
-        <w:t>issues</w:t>
-      </w:r>
-      <w:proofErr w:type="spellEnd"/>
-      <w:r>
-        <w:rPr>
-          <w:rFonts w:asciiTheme="minorHAnsi" w:hAnsiTheme="minorHAnsi"/>
-          <w:sz w:val="24"/>
-          <w:szCs w:val="20"/>
-          <w:lang w:val="ru-BY"/>
-        </w:rPr>
-        <w:t xml:space="preserve"> </w:t>
-      </w:r>
-      <w:proofErr w:type="spellStart"/>
-      <w:r>
-        <w:rPr>
-          <w:rFonts w:asciiTheme="minorHAnsi" w:hAnsiTheme="minorHAnsi"/>
-          <w:sz w:val="24"/>
-          <w:szCs w:val="20"/>
-          <w:lang w:val="ru-BY"/>
-        </w:rPr>
-        <w:t>are</w:t>
-      </w:r>
-      <w:proofErr w:type="spellEnd"/>
-      <w:r>
-        <w:rPr>
-          <w:rFonts w:asciiTheme="minorHAnsi" w:hAnsiTheme="minorHAnsi"/>
-          <w:sz w:val="24"/>
-          <w:szCs w:val="20"/>
-          <w:lang w:val="ru-BY"/>
-        </w:rPr>
-        <w:t xml:space="preserve"> </w:t>
-      </w:r>
-      <w:proofErr w:type="spellStart"/>
-      <w:r>
-        <w:rPr>
-          <w:rFonts w:asciiTheme="minorHAnsi" w:hAnsiTheme="minorHAnsi"/>
-          <w:sz w:val="24"/>
-          <w:szCs w:val="20"/>
-          <w:lang w:val="ru-BY"/>
-        </w:rPr>
-        <w:t>introduced</w:t>
-      </w:r>
-      <w:proofErr w:type="spellEnd"/>
-      <w:r>
-        <w:rPr>
-          <w:rFonts w:asciiTheme="minorHAnsi" w:hAnsiTheme="minorHAnsi"/>
-          <w:sz w:val="24"/>
-          <w:szCs w:val="20"/>
-          <w:lang w:val="ru-BY"/>
-        </w:rPr>
-        <w:t xml:space="preserve">, </w:t>
-      </w:r>
-      <w:proofErr w:type="spellStart"/>
-      <w:r>
-        <w:rPr>
-          <w:rFonts w:asciiTheme="minorHAnsi" w:hAnsiTheme="minorHAnsi"/>
-          <w:sz w:val="24"/>
-          <w:szCs w:val="20"/>
-          <w:lang w:val="ru-BY"/>
-        </w:rPr>
-        <w:t>detected</w:t>
-      </w:r>
-      <w:proofErr w:type="spellEnd"/>
-      <w:r>
-        <w:rPr>
-          <w:rFonts w:asciiTheme="minorHAnsi" w:hAnsiTheme="minorHAnsi"/>
-          <w:sz w:val="24"/>
-          <w:szCs w:val="20"/>
-          <w:lang w:val="ru-BY"/>
-        </w:rPr>
-        <w:t xml:space="preserve">, </w:t>
-      </w:r>
-      <w:proofErr w:type="spellStart"/>
-      <w:r>
-        <w:rPr>
-          <w:rFonts w:asciiTheme="minorHAnsi" w:hAnsiTheme="minorHAnsi"/>
-          <w:sz w:val="24"/>
-          <w:szCs w:val="20"/>
-          <w:lang w:val="ru-BY"/>
-        </w:rPr>
-        <w:t>and</w:t>
-      </w:r>
-      <w:proofErr w:type="spellEnd"/>
-      <w:r>
-        <w:rPr>
-          <w:rFonts w:asciiTheme="minorHAnsi" w:hAnsiTheme="minorHAnsi"/>
-          <w:sz w:val="24"/>
-          <w:szCs w:val="20"/>
-          <w:lang w:val="ru-BY"/>
-        </w:rPr>
-        <w:t xml:space="preserve"> </w:t>
-      </w:r>
-      <w:proofErr w:type="spellStart"/>
-      <w:r>
-        <w:rPr>
-          <w:rFonts w:asciiTheme="minorHAnsi" w:hAnsiTheme="minorHAnsi"/>
-          <w:sz w:val="24"/>
-          <w:szCs w:val="20"/>
-          <w:lang w:val="ru-BY"/>
-        </w:rPr>
-        <w:t>corrected</w:t>
-      </w:r>
-      <w:proofErr w:type="spellEnd"/>
-      <w:r>
-        <w:rPr>
-          <w:rFonts w:asciiTheme="minorHAnsi" w:hAnsiTheme="minorHAnsi"/>
-          <w:sz w:val="24"/>
-          <w:szCs w:val="20"/>
-          <w:lang w:val="ru-BY"/>
-        </w:rPr>
-        <w:t>.</w:t>
-      </w:r>
-    </w:p>
-    <w:p>
-      <w:pPr>
-        <w:spacing w:line="240" w:lineRule="auto"/>
-        <w:ind w:firstLine="0"/>
-        <w:jc w:val="left"/>
-        <w:rPr>
-          <w:rFonts w:asciiTheme="minorHAnsi" w:hAnsiTheme="minorHAnsi"/>
-          <w:sz w:val="24"/>
-          <w:szCs w:val="20"/>
-          <w:lang w:val="ru-BY"/>
-        </w:rPr>
-      </w:pPr>
-    </w:p>
-    <w:p>
-      <w:pPr>
-        <w:spacing w:line="240" w:lineRule="auto"/>
-        <w:ind w:firstLine="0"/>
-        <w:jc w:val="left"/>
-        <w:rPr>
-          <w:rFonts w:asciiTheme="minorHAnsi" w:hAnsiTheme="minorHAnsi"/>
-          <w:lang w:val="ru-BY"/>
-        </w:rPr>
-      </w:pPr>
-      <w:r>
-        <w:rPr>
-          <w:rFonts w:asciiTheme="minorHAnsi" w:hAnsiTheme="minorHAnsi"/>
-          <w:sz w:val="24"/>
-          <w:szCs w:val="20"/>
-          <w:lang w:val="ru-BY"/>
-        </w:rPr>
-        <w:t xml:space="preserve">The </w:t>
-      </w:r>
-      <w:proofErr w:type="spellStart"/>
-      <w:r>
-        <w:rPr>
-          <w:rFonts w:asciiTheme="minorHAnsi" w:hAnsiTheme="minorHAnsi"/>
-          <w:sz w:val="24"/>
-          <w:szCs w:val="20"/>
-          <w:lang w:val="ru-BY"/>
-        </w:rPr>
-        <w:t>project</w:t>
-      </w:r>
-      <w:proofErr w:type="spellEnd"/>
-      <w:r>
-        <w:rPr>
-          <w:rFonts w:asciiTheme="minorHAnsi" w:hAnsiTheme="minorHAnsi"/>
-          <w:sz w:val="24"/>
-          <w:szCs w:val="20"/>
-          <w:lang w:val="ru-BY"/>
-        </w:rPr>
-        <w:t xml:space="preserve"> </w:t>
-      </w:r>
-      <w:proofErr w:type="spellStart"/>
-      <w:r>
-        <w:rPr>
-          <w:rFonts w:asciiTheme="minorHAnsi" w:hAnsiTheme="minorHAnsi"/>
-          <w:sz w:val="24"/>
-          <w:szCs w:val="20"/>
-          <w:lang w:val="ru-BY"/>
-        </w:rPr>
-        <w:t>also</w:t>
-      </w:r>
-      <w:proofErr w:type="spellEnd"/>
-      <w:r>
-        <w:rPr>
-          <w:rFonts w:asciiTheme="minorHAnsi" w:hAnsiTheme="minorHAnsi"/>
-          <w:sz w:val="24"/>
-          <w:szCs w:val="20"/>
-          <w:lang w:val="ru-BY"/>
-        </w:rPr>
-        <w:t xml:space="preserve"> </w:t>
-      </w:r>
-      <w:proofErr w:type="spellStart"/>
-      <w:r>
-        <w:rPr>
-          <w:rFonts w:asciiTheme="minorHAnsi" w:hAnsiTheme="minorHAnsi"/>
-          <w:sz w:val="24"/>
-          <w:szCs w:val="20"/>
-          <w:lang w:val="ru-BY"/>
-        </w:rPr>
-        <w:t>highlights</w:t>
-      </w:r>
-      <w:proofErr w:type="spellEnd"/>
-      <w:r>
-        <w:rPr>
-          <w:rFonts w:asciiTheme="minorHAnsi" w:hAnsiTheme="minorHAnsi"/>
-          <w:sz w:val="24"/>
-          <w:szCs w:val="20"/>
-          <w:lang w:val="ru-BY"/>
-        </w:rPr>
-        <w:t xml:space="preserve"> </w:t>
-      </w:r>
-      <w:proofErr w:type="spellStart"/>
-      <w:r>
-        <w:rPr>
-          <w:rFonts w:asciiTheme="minorHAnsi" w:hAnsiTheme="minorHAnsi"/>
-          <w:sz w:val="24"/>
-          <w:szCs w:val="20"/>
-          <w:lang w:val="ru-BY"/>
-        </w:rPr>
-        <w:t>the</w:t>
-      </w:r>
-      <w:proofErr w:type="spellEnd"/>
-      <w:r>
-        <w:rPr>
-          <w:rFonts w:asciiTheme="minorHAnsi" w:hAnsiTheme="minorHAnsi"/>
-          <w:sz w:val="24"/>
-          <w:szCs w:val="20"/>
-          <w:lang w:val="ru-BY"/>
-        </w:rPr>
-        <w:t xml:space="preserve"> </w:t>
-      </w:r>
-      <w:proofErr w:type="spellStart"/>
-      <w:r>
-        <w:rPr>
-          <w:rFonts w:asciiTheme="minorHAnsi" w:hAnsiTheme="minorHAnsi"/>
-          <w:sz w:val="24"/>
-          <w:szCs w:val="20"/>
-          <w:lang w:val="ru-BY"/>
-        </w:rPr>
-        <w:t>difference</w:t>
-      </w:r>
-      <w:proofErr w:type="spellEnd"/>
-      <w:r>
-        <w:rPr>
-          <w:rFonts w:asciiTheme="minorHAnsi" w:hAnsiTheme="minorHAnsi"/>
-          <w:sz w:val="24"/>
-          <w:szCs w:val="20"/>
-          <w:lang w:val="ru-BY"/>
-        </w:rPr>
-        <w:t xml:space="preserve"> </w:t>
-      </w:r>
-      <w:proofErr w:type="spellStart"/>
-      <w:r>
-        <w:rPr>
-          <w:rFonts w:asciiTheme="minorHAnsi" w:hAnsiTheme="minorHAnsi"/>
-          <w:sz w:val="24"/>
-          <w:szCs w:val="20"/>
-          <w:lang w:val="ru-BY"/>
-        </w:rPr>
-        <w:t>between</w:t>
-      </w:r>
-      <w:proofErr w:type="spellEnd"/>
-      <w:r>
-        <w:rPr>
-          <w:rFonts w:asciiTheme="minorHAnsi" w:hAnsiTheme="minorHAnsi"/>
-          <w:sz w:val="24"/>
-          <w:szCs w:val="20"/>
-          <w:lang w:val="ru-BY"/>
-        </w:rPr>
-        <w:t xml:space="preserve"> </w:t>
-      </w:r>
-      <w:proofErr w:type="spellStart"/>
-      <w:r>
-        <w:rPr>
-          <w:rFonts w:asciiTheme="minorHAnsi" w:hAnsiTheme="minorHAnsi"/>
-          <w:sz w:val="24"/>
-          <w:szCs w:val="20"/>
-          <w:lang w:val="ru-BY"/>
-        </w:rPr>
-        <w:t>static</w:t>
-      </w:r>
-      <w:proofErr w:type="spellEnd"/>
-      <w:r>
-        <w:rPr>
-          <w:rFonts w:asciiTheme="minorHAnsi" w:hAnsiTheme="minorHAnsi"/>
-          <w:sz w:val="24"/>
-          <w:szCs w:val="20"/>
-          <w:lang w:val="ru-BY"/>
-        </w:rPr>
-        <w:t xml:space="preserve"> </w:t>
-      </w:r>
-      <w:proofErr w:type="spellStart"/>
-      <w:r>
-        <w:rPr>
-          <w:rFonts w:asciiTheme="minorHAnsi" w:hAnsiTheme="minorHAnsi"/>
-          <w:sz w:val="24"/>
-          <w:szCs w:val="20"/>
-          <w:lang w:val="ru-BY"/>
-        </w:rPr>
-        <w:t>analysis</w:t>
-      </w:r>
-      <w:proofErr w:type="spellEnd"/>
-      <w:r>
-        <w:rPr>
-          <w:rFonts w:asciiTheme="minorHAnsi" w:hAnsiTheme="minorHAnsi"/>
-          <w:sz w:val="24"/>
-          <w:szCs w:val="20"/>
-          <w:lang w:val="ru-BY"/>
-        </w:rPr>
-        <w:t xml:space="preserve">, </w:t>
-      </w:r>
-      <w:proofErr w:type="spellStart"/>
-      <w:r>
-        <w:rPr>
-          <w:rFonts w:asciiTheme="minorHAnsi" w:hAnsiTheme="minorHAnsi"/>
-          <w:sz w:val="24"/>
-          <w:szCs w:val="20"/>
-          <w:lang w:val="ru-BY"/>
-        </w:rPr>
-        <w:t>runtime</w:t>
-      </w:r>
-      <w:proofErr w:type="spellEnd"/>
-      <w:r>
-        <w:rPr>
-          <w:rFonts w:asciiTheme="minorHAnsi" w:hAnsiTheme="minorHAnsi"/>
-          <w:sz w:val="24"/>
-          <w:szCs w:val="20"/>
-          <w:lang w:val="ru-BY"/>
-        </w:rPr>
-        <w:t xml:space="preserve"> </w:t>
-      </w:r>
-      <w:proofErr w:type="spellStart"/>
-      <w:r>
-        <w:rPr>
-          <w:rFonts w:asciiTheme="minorHAnsi" w:hAnsiTheme="minorHAnsi"/>
-          <w:sz w:val="24"/>
-          <w:szCs w:val="20"/>
-          <w:lang w:val="ru-BY"/>
-        </w:rPr>
-        <w:t>validation</w:t>
-      </w:r>
-      <w:proofErr w:type="spellEnd"/>
-      <w:r>
-        <w:rPr>
-          <w:rFonts w:asciiTheme="minorHAnsi" w:hAnsiTheme="minorHAnsi"/>
-          <w:sz w:val="24"/>
-          <w:szCs w:val="20"/>
-          <w:lang w:val="ru-BY"/>
-        </w:rPr>
-        <w:t xml:space="preserve">, </w:t>
-      </w:r>
-      <w:proofErr w:type="spellStart"/>
-      <w:r>
-        <w:rPr>
-          <w:rFonts w:asciiTheme="minorHAnsi" w:hAnsiTheme="minorHAnsi"/>
-          <w:sz w:val="24"/>
-          <w:szCs w:val="20"/>
-          <w:lang w:val="ru-BY"/>
-        </w:rPr>
-        <w:t>and</w:t>
-      </w:r>
-      <w:proofErr w:type="spellEnd"/>
-      <w:r>
-        <w:rPr>
-          <w:rFonts w:asciiTheme="minorHAnsi" w:hAnsiTheme="minorHAnsi"/>
-          <w:sz w:val="24"/>
-          <w:szCs w:val="20"/>
-          <w:lang w:val="ru-BY"/>
-        </w:rPr>
-        <w:t xml:space="preserve"> </w:t>
-      </w:r>
-      <w:proofErr w:type="spellStart"/>
-      <w:r>
-        <w:rPr>
-          <w:rFonts w:asciiTheme="minorHAnsi" w:hAnsiTheme="minorHAnsi"/>
-          <w:sz w:val="24"/>
-          <w:szCs w:val="20"/>
-          <w:lang w:val="ru-BY"/>
-        </w:rPr>
-        <w:t>formatting</w:t>
-      </w:r>
-      <w:proofErr w:type="spellEnd"/>
-      <w:r>
-        <w:rPr>
-          <w:rFonts w:asciiTheme="minorHAnsi" w:hAnsiTheme="minorHAnsi"/>
-          <w:sz w:val="24"/>
-          <w:szCs w:val="20"/>
-          <w:lang w:val="ru-BY"/>
-        </w:rPr>
-        <w:t xml:space="preserve">. </w:t>
-      </w:r>
-      <w:proofErr w:type="spellStart"/>
-      <w:r>
-        <w:rPr>
-          <w:rFonts w:asciiTheme="minorHAnsi" w:hAnsiTheme="minorHAnsi"/>
-          <w:sz w:val="24"/>
-          <w:szCs w:val="20"/>
-          <w:lang w:val="ru-BY"/>
-        </w:rPr>
-        <w:t>npm</w:t>
-      </w:r>
-      <w:proofErr w:type="spellEnd"/>
-      <w:r>
-        <w:rPr>
-          <w:rFonts w:asciiTheme="minorHAnsi" w:hAnsiTheme="minorHAnsi"/>
-          <w:sz w:val="24"/>
-          <w:szCs w:val="20"/>
-          <w:lang w:val="ru-BY"/>
-        </w:rPr>
-        <w:t xml:space="preserve"> </w:t>
-      </w:r>
-      <w:proofErr w:type="spellStart"/>
-      <w:r>
-        <w:rPr>
-          <w:rFonts w:asciiTheme="minorHAnsi" w:hAnsiTheme="minorHAnsi"/>
-          <w:sz w:val="24"/>
-          <w:szCs w:val="20"/>
-          <w:lang w:val="ru-BY"/>
-        </w:rPr>
-        <w:t>scripts</w:t>
-      </w:r>
-      <w:proofErr w:type="spellEnd"/>
-      <w:r>
-        <w:rPr>
-          <w:rFonts w:asciiTheme="minorHAnsi" w:hAnsiTheme="minorHAnsi"/>
-          <w:sz w:val="24"/>
-          <w:szCs w:val="20"/>
-          <w:lang w:val="ru-BY"/>
-        </w:rPr>
-        <w:t xml:space="preserve"> </w:t>
-      </w:r>
-      <w:proofErr w:type="spellStart"/>
-      <w:r>
-        <w:rPr>
-          <w:rFonts w:asciiTheme="minorHAnsi" w:hAnsiTheme="minorHAnsi"/>
-          <w:sz w:val="24"/>
-          <w:szCs w:val="20"/>
-          <w:lang w:val="ru-BY"/>
-        </w:rPr>
-        <w:t>make</w:t>
-      </w:r>
-      <w:proofErr w:type="spellEnd"/>
-      <w:r>
-        <w:rPr>
-          <w:rFonts w:asciiTheme="minorHAnsi" w:hAnsiTheme="minorHAnsi"/>
-          <w:sz w:val="24"/>
-          <w:szCs w:val="20"/>
-          <w:lang w:val="ru-BY"/>
-        </w:rPr>
-        <w:t xml:space="preserve"> </w:t>
-      </w:r>
-      <w:proofErr w:type="spellStart"/>
-      <w:r>
-        <w:rPr>
-          <w:rFonts w:asciiTheme="minorHAnsi" w:hAnsiTheme="minorHAnsi"/>
-          <w:sz w:val="24"/>
-          <w:szCs w:val="20"/>
-          <w:lang w:val="ru-BY"/>
-        </w:rPr>
-        <w:t>the</w:t>
-      </w:r>
-      <w:proofErr w:type="spellEnd"/>
-      <w:r>
-        <w:rPr>
-          <w:rFonts w:asciiTheme="minorHAnsi" w:hAnsiTheme="minorHAnsi"/>
-          <w:sz w:val="24"/>
-          <w:szCs w:val="20"/>
-          <w:lang w:val="ru-BY"/>
-        </w:rPr>
-        <w:t xml:space="preserve"> </w:t>
-      </w:r>
-      <w:proofErr w:type="spellStart"/>
-      <w:r>
-        <w:rPr>
-          <w:rFonts w:asciiTheme="minorHAnsi" w:hAnsiTheme="minorHAnsi"/>
-          <w:sz w:val="24"/>
-          <w:szCs w:val="20"/>
-          <w:lang w:val="ru-BY"/>
-        </w:rPr>
-        <w:t>checks</w:t>
-      </w:r>
-      <w:proofErr w:type="spellEnd"/>
-      <w:r>
-        <w:rPr>
-          <w:rFonts w:asciiTheme="minorHAnsi" w:hAnsiTheme="minorHAnsi"/>
-          <w:sz w:val="24"/>
-          <w:szCs w:val="20"/>
-          <w:lang w:val="ru-BY"/>
-        </w:rPr>
-        <w:t xml:space="preserve"> </w:t>
-      </w:r>
-      <w:proofErr w:type="spellStart"/>
-      <w:r>
-        <w:rPr>
-          <w:rFonts w:asciiTheme="minorHAnsi" w:hAnsiTheme="minorHAnsi"/>
-          <w:sz w:val="24"/>
-          <w:szCs w:val="20"/>
-          <w:lang w:val="ru-BY"/>
-        </w:rPr>
-        <w:t>reproducible</w:t>
-      </w:r>
-      <w:proofErr w:type="spellEnd"/>
-      <w:r>
-        <w:rPr>
-          <w:rFonts w:asciiTheme="minorHAnsi" w:hAnsiTheme="minorHAnsi"/>
-          <w:sz w:val="24"/>
-          <w:szCs w:val="20"/>
-          <w:lang w:val="ru-BY"/>
-        </w:rPr>
-        <w:t xml:space="preserve">, </w:t>
-      </w:r>
-      <w:proofErr w:type="spellStart"/>
-      <w:r>
-        <w:rPr>
-          <w:rFonts w:asciiTheme="minorHAnsi" w:hAnsiTheme="minorHAnsi"/>
-          <w:sz w:val="24"/>
-          <w:szCs w:val="20"/>
-          <w:lang w:val="ru-BY"/>
-        </w:rPr>
-        <w:t>while</w:t>
-      </w:r>
-      <w:proofErr w:type="spellEnd"/>
-      <w:r>
-        <w:rPr>
-          <w:rFonts w:asciiTheme="minorHAnsi" w:hAnsiTheme="minorHAnsi"/>
-          <w:sz w:val="24"/>
-          <w:szCs w:val="20"/>
-          <w:lang w:val="ru-BY"/>
-        </w:rPr>
-        <w:t xml:space="preserve"> </w:t>
-      </w:r>
-      <w:proofErr w:type="spellStart"/>
-      <w:r>
-        <w:rPr>
-          <w:rFonts w:asciiTheme="minorHAnsi" w:hAnsiTheme="minorHAnsi"/>
-          <w:sz w:val="24"/>
-          <w:szCs w:val="20"/>
-          <w:lang w:val="ru-BY"/>
-        </w:rPr>
-        <w:t>package-lock.json</w:t>
-      </w:r>
-      <w:proofErr w:type="spellEnd"/>
-      <w:r>
-        <w:rPr>
-          <w:rFonts w:asciiTheme="minorHAnsi" w:hAnsiTheme="minorHAnsi"/>
-          <w:sz w:val="24"/>
-          <w:szCs w:val="20"/>
-          <w:lang w:val="ru-BY"/>
-        </w:rPr>
-        <w:t xml:space="preserve"> </w:t>
-      </w:r>
-      <w:proofErr w:type="spellStart"/>
-      <w:r>
-        <w:rPr>
-          <w:rFonts w:asciiTheme="minorHAnsi" w:hAnsiTheme="minorHAnsi"/>
-          <w:sz w:val="24"/>
-          <w:szCs w:val="20"/>
-          <w:lang w:val="ru-BY"/>
-        </w:rPr>
-        <w:t>fixes</w:t>
-      </w:r>
-      <w:proofErr w:type="spellEnd"/>
-      <w:r>
-        <w:rPr>
-          <w:rFonts w:asciiTheme="minorHAnsi" w:hAnsiTheme="minorHAnsi"/>
-          <w:sz w:val="24"/>
-          <w:szCs w:val="20"/>
-          <w:lang w:val="ru-BY"/>
-        </w:rPr>
-        <w:t xml:space="preserve"> </w:t>
-      </w:r>
-      <w:proofErr w:type="spellStart"/>
-      <w:r>
-        <w:rPr>
-          <w:rFonts w:asciiTheme="minorHAnsi" w:hAnsiTheme="minorHAnsi"/>
-          <w:sz w:val="24"/>
-          <w:szCs w:val="20"/>
-          <w:lang w:val="ru-BY"/>
-        </w:rPr>
-        <w:t>dependency</w:t>
-      </w:r>
-      <w:proofErr w:type="spellEnd"/>
-      <w:r>
-        <w:rPr>
-          <w:rFonts w:asciiTheme="minorHAnsi" w:hAnsiTheme="minorHAnsi"/>
-          <w:sz w:val="24"/>
-          <w:szCs w:val="20"/>
-          <w:lang w:val="ru-BY"/>
-        </w:rPr>
-        <w:t xml:space="preserve"> </w:t>
-      </w:r>
-      <w:proofErr w:type="spellStart"/>
-      <w:r>
-        <w:rPr>
-          <w:rFonts w:asciiTheme="minorHAnsi" w:hAnsiTheme="minorHAnsi"/>
-          <w:sz w:val="24"/>
-          <w:szCs w:val="20"/>
-          <w:lang w:val="ru-BY"/>
-        </w:rPr>
-        <w:t>versions</w:t>
-      </w:r>
-      <w:proofErr w:type="spellEnd"/>
-      <w:r>
-        <w:rPr>
-          <w:rFonts w:asciiTheme="minorHAnsi" w:hAnsiTheme="minorHAnsi"/>
-          <w:sz w:val="24"/>
-          <w:szCs w:val="20"/>
-          <w:lang w:val="ru-BY"/>
-        </w:rPr>
-        <w:t xml:space="preserve"> </w:t>
-      </w:r>
-      <w:proofErr w:type="spellStart"/>
-      <w:r>
-        <w:rPr>
-          <w:rFonts w:asciiTheme="minorHAnsi" w:hAnsiTheme="minorHAnsi"/>
-          <w:sz w:val="24"/>
-          <w:szCs w:val="20"/>
-          <w:lang w:val="ru-BY"/>
-        </w:rPr>
-        <w:t>and</w:t>
-      </w:r>
-      <w:proofErr w:type="spellEnd"/>
-      <w:r>
-        <w:rPr>
-          <w:rFonts w:asciiTheme="minorHAnsi" w:hAnsiTheme="minorHAnsi"/>
-          <w:sz w:val="24"/>
-          <w:szCs w:val="20"/>
-          <w:lang w:val="ru-BY"/>
-        </w:rPr>
-        <w:t xml:space="preserve"> </w:t>
-      </w:r>
-      <w:proofErr w:type="spellStart"/>
-      <w:r>
-        <w:rPr>
-          <w:rFonts w:asciiTheme="minorHAnsi" w:hAnsiTheme="minorHAnsi"/>
-          <w:sz w:val="24"/>
-          <w:szCs w:val="20"/>
-          <w:lang w:val="ru-BY"/>
-        </w:rPr>
-        <w:t>node_modules</w:t>
-      </w:r>
-      <w:proofErr w:type="spellEnd"/>
-      <w:r>
-        <w:rPr>
-          <w:rFonts w:asciiTheme="minorHAnsi" w:hAnsiTheme="minorHAnsi"/>
-          <w:sz w:val="24"/>
-          <w:szCs w:val="20"/>
-          <w:lang w:val="ru-BY"/>
-        </w:rPr>
-        <w:t xml:space="preserve"> </w:t>
-      </w:r>
-      <w:proofErr w:type="spellStart"/>
-      <w:r>
-        <w:rPr>
-          <w:rFonts w:asciiTheme="minorHAnsi" w:hAnsiTheme="minorHAnsi"/>
-          <w:sz w:val="24"/>
-          <w:szCs w:val="20"/>
-          <w:lang w:val="ru-BY"/>
-        </w:rPr>
-        <w:t>is</w:t>
-      </w:r>
-      <w:proofErr w:type="spellEnd"/>
-      <w:r>
-        <w:rPr>
-          <w:rFonts w:asciiTheme="minorHAnsi" w:hAnsiTheme="minorHAnsi"/>
-          <w:sz w:val="24"/>
-          <w:szCs w:val="20"/>
-          <w:lang w:val="ru-BY"/>
-        </w:rPr>
-        <w:t xml:space="preserve"> </w:t>
-      </w:r>
-      <w:proofErr w:type="spellStart"/>
-      <w:r>
-        <w:rPr>
-          <w:rFonts w:asciiTheme="minorHAnsi" w:hAnsiTheme="minorHAnsi"/>
-          <w:sz w:val="24"/>
-          <w:szCs w:val="20"/>
-          <w:lang w:val="ru-BY"/>
-        </w:rPr>
-        <w:t>excluded</w:t>
-      </w:r>
-      <w:proofErr w:type="spellEnd"/>
-      <w:r>
-        <w:rPr>
-          <w:rFonts w:asciiTheme="minorHAnsi" w:hAnsiTheme="minorHAnsi"/>
-          <w:sz w:val="24"/>
-          <w:szCs w:val="20"/>
-          <w:lang w:val="ru-BY"/>
-        </w:rPr>
-        <w:t xml:space="preserve"> </w:t>
-      </w:r>
-      <w:proofErr w:type="spellStart"/>
-      <w:r>
-        <w:rPr>
-          <w:rFonts w:asciiTheme="minorHAnsi" w:hAnsiTheme="minorHAnsi"/>
-          <w:sz w:val="24"/>
-          <w:szCs w:val="20"/>
-          <w:lang w:val="ru-BY"/>
-        </w:rPr>
-        <w:t>from</w:t>
-      </w:r>
-      <w:proofErr w:type="spellEnd"/>
-      <w:r>
-        <w:rPr>
-          <w:rFonts w:asciiTheme="minorHAnsi" w:hAnsiTheme="minorHAnsi"/>
-          <w:sz w:val="24"/>
-          <w:szCs w:val="20"/>
-          <w:lang w:val="ru-BY"/>
-        </w:rPr>
-        <w:t xml:space="preserve"> </w:t>
-      </w:r>
-      <w:proofErr w:type="spellStart"/>
-      <w:r>
-        <w:rPr>
-          <w:rFonts w:asciiTheme="minorHAnsi" w:hAnsiTheme="minorHAnsi"/>
-          <w:sz w:val="24"/>
-          <w:szCs w:val="20"/>
-          <w:lang w:val="ru-BY"/>
-        </w:rPr>
-        <w:t>Git</w:t>
-      </w:r>
-      <w:proofErr w:type="spellEnd"/>
-      <w:r>
-        <w:rPr>
-          <w:rFonts w:asciiTheme="minorHAnsi" w:hAnsiTheme="minorHAnsi"/>
-          <w:sz w:val="24"/>
-          <w:szCs w:val="20"/>
-          <w:lang w:val="ru-BY"/>
-        </w:rPr>
-        <w:t xml:space="preserve"> </w:t>
-      </w:r>
-      <w:proofErr w:type="spellStart"/>
-      <w:r>
-        <w:rPr>
-          <w:rFonts w:asciiTheme="minorHAnsi" w:hAnsiTheme="minorHAnsi"/>
-          <w:sz w:val="24"/>
-          <w:szCs w:val="20"/>
-          <w:lang w:val="ru-BY"/>
-        </w:rPr>
-        <w:t>because</w:t>
-      </w:r>
-      <w:proofErr w:type="spellEnd"/>
-      <w:r>
-        <w:rPr>
-          <w:rFonts w:asciiTheme="minorHAnsi" w:hAnsiTheme="minorHAnsi"/>
-          <w:sz w:val="24"/>
-          <w:szCs w:val="20"/>
-          <w:lang w:val="ru-BY"/>
-        </w:rPr>
-        <w:t xml:space="preserve"> </w:t>
-      </w:r>
-      <w:proofErr w:type="spellStart"/>
-      <w:r>
-        <w:rPr>
-          <w:rFonts w:asciiTheme="minorHAnsi" w:hAnsiTheme="minorHAnsi"/>
-          <w:sz w:val="24"/>
-          <w:szCs w:val="20"/>
-          <w:lang w:val="ru-BY"/>
-        </w:rPr>
-        <w:t>it</w:t>
-      </w:r>
-      <w:proofErr w:type="spellEnd"/>
-      <w:r>
-        <w:rPr>
-          <w:rFonts w:asciiTheme="minorHAnsi" w:hAnsiTheme="minorHAnsi"/>
-          <w:sz w:val="24"/>
-          <w:szCs w:val="20"/>
-          <w:lang w:val="ru-BY"/>
-        </w:rPr>
-        <w:t xml:space="preserve"> </w:t>
-      </w:r>
-      <w:proofErr w:type="spellStart"/>
-      <w:r>
-        <w:rPr>
-          <w:rFonts w:asciiTheme="minorHAnsi" w:hAnsiTheme="minorHAnsi"/>
-          <w:sz w:val="24"/>
-          <w:szCs w:val="20"/>
-          <w:lang w:val="ru-BY"/>
-        </w:rPr>
-        <w:t>can</w:t>
-      </w:r>
-      <w:proofErr w:type="spellEnd"/>
-      <w:r>
-        <w:rPr>
-          <w:rFonts w:asciiTheme="minorHAnsi" w:hAnsiTheme="minorHAnsi"/>
-          <w:sz w:val="24"/>
-          <w:szCs w:val="20"/>
-          <w:lang w:val="ru-BY"/>
-        </w:rPr>
-        <w:t xml:space="preserve"> </w:t>
-      </w:r>
-      <w:proofErr w:type="spellStart"/>
-      <w:r>
-        <w:rPr>
-          <w:rFonts w:asciiTheme="minorHAnsi" w:hAnsiTheme="minorHAnsi"/>
-          <w:sz w:val="24"/>
-          <w:szCs w:val="20"/>
-          <w:lang w:val="ru-BY"/>
-        </w:rPr>
-        <w:t>be</w:t>
-      </w:r>
-      <w:proofErr w:type="spellEnd"/>
-      <w:r>
-        <w:rPr>
-          <w:rFonts w:asciiTheme="minorHAnsi" w:hAnsiTheme="minorHAnsi"/>
-          <w:sz w:val="24"/>
-          <w:szCs w:val="20"/>
-          <w:lang w:val="ru-BY"/>
-        </w:rPr>
-        <w:t xml:space="preserve"> </w:t>
-      </w:r>
-      <w:proofErr w:type="spellStart"/>
-      <w:r>
-        <w:rPr>
-          <w:rFonts w:asciiTheme="minorHAnsi" w:hAnsiTheme="minorHAnsi"/>
-          <w:sz w:val="24"/>
-          <w:szCs w:val="20"/>
-          <w:lang w:val="ru-BY"/>
-        </w:rPr>
-        <w:t>restored</w:t>
-      </w:r>
-      <w:proofErr w:type="spellEnd"/>
-      <w:r>
-        <w:rPr>
-          <w:rFonts w:asciiTheme="minorHAnsi" w:hAnsiTheme="minorHAnsi"/>
-          <w:sz w:val="24"/>
-          <w:szCs w:val="20"/>
-          <w:lang w:val="ru-BY"/>
-        </w:rPr>
-        <w:t xml:space="preserve"> </w:t>
-      </w:r>
-      <w:proofErr w:type="spellStart"/>
-      <w:r>
-        <w:rPr>
-          <w:rFonts w:asciiTheme="minorHAnsi" w:hAnsiTheme="minorHAnsi"/>
-          <w:sz w:val="24"/>
-          <w:szCs w:val="20"/>
-          <w:lang w:val="ru-BY"/>
-        </w:rPr>
-        <w:t>with</w:t>
-      </w:r>
-      <w:proofErr w:type="spellEnd"/>
-      <w:r>
-        <w:rPr>
-          <w:rFonts w:asciiTheme="minorHAnsi" w:hAnsiTheme="minorHAnsi"/>
-          <w:sz w:val="24"/>
-          <w:szCs w:val="20"/>
-          <w:lang w:val="ru-BY"/>
-        </w:rPr>
-        <w:t xml:space="preserve"> </w:t>
-      </w:r>
-      <w:proofErr w:type="spellStart"/>
-      <w:r>
-        <w:rPr>
-          <w:rFonts w:asciiTheme="minorHAnsi" w:hAnsiTheme="minorHAnsi"/>
-          <w:sz w:val="24"/>
-          <w:szCs w:val="20"/>
-          <w:lang w:val="ru-BY"/>
-        </w:rPr>
-        <w:t>npm</w:t>
-      </w:r>
-      <w:proofErr w:type="spellEnd"/>
-      <w:r>
-        <w:rPr>
-          <w:rFonts w:asciiTheme="minorHAnsi" w:hAnsiTheme="minorHAnsi"/>
-          <w:sz w:val="24"/>
-          <w:szCs w:val="20"/>
-          <w:lang w:val="ru-BY"/>
-        </w:rPr>
-        <w:t>.</w:t>
+        <w:t>The project also highlights the difference between static analysis, runtime validation, and formatting. npm scripts make the checks reproducible, while package-lock.json fixes dependency versions and node_modules is excluded from Git because it can be restored with npm.</w:t>
       </w:r>
       <w:r>
         <w:rPr>
@@ -7235,14 +4491,12 @@
         </w:rPr>
         <w:t xml:space="preserve">.1 </w:t>
       </w:r>
-      <w:proofErr w:type="spellStart"/>
       <w:r>
         <w:rPr>
           <w:rFonts w:asciiTheme="minorHAnsi" w:hAnsiTheme="minorHAnsi"/>
         </w:rPr>
         <w:t>src</w:t>
       </w:r>
-      <w:proofErr w:type="spellEnd"/>
       <w:r>
         <w:rPr>
           <w:rFonts w:asciiTheme="minorHAnsi" w:hAnsiTheme="minorHAnsi"/>
@@ -7263,14 +4517,12 @@
         </w:rPr>
         <w:t>.</w:t>
       </w:r>
-      <w:proofErr w:type="spellStart"/>
       <w:r>
         <w:rPr>
           <w:rFonts w:asciiTheme="minorHAnsi" w:hAnsiTheme="minorHAnsi"/>
         </w:rPr>
         <w:t>js</w:t>
       </w:r>
-      <w:proofErr w:type="spellEnd"/>
     </w:p>
     <w:tbl>
       <w:tblPr>
@@ -7810,7 +5062,7 @@
       </w:pPr>
     </w:p>
     <w:sectPr>
-      <w:footerReference w:type="default" r:id="rId15"/>
+      <w:footerReference w:type="default" r:id="rId16"/>
       <w:pgSz w:w="12240" w:h="15840"/>
       <w:pgMar w:top="1134" w:right="850" w:bottom="1134" w:left="1701" w:header="720" w:footer="720" w:gutter="0"/>
       <w:cols w:space="720"/>
